--- a/Lab 11/SoufianeMouss_Lab11.docx
+++ b/Lab 11/SoufianeMouss_Lab11.docx
@@ -38,39 +38,7 @@
           <w:b/>
           <w:color w:val="000000" w:themeColor="text1"/>
         </w:rPr>
-        <w:t xml:space="preserve">Lab </w:t>
-      </w:r>
-      <w:r>
-        <w:rPr>
-          <w:rFonts w:ascii="Calibri" w:hAnsi="Calibri" w:cs="Calibri"/>
-          <w:b/>
-          <w:color w:val="000000" w:themeColor="text1"/>
-        </w:rPr>
-        <w:t>11</w:t>
-      </w:r>
-      <w:r>
-        <w:rPr>
-          <w:rFonts w:ascii="Calibri" w:hAnsi="Calibri" w:cs="Calibri"/>
-          <w:b/>
-          <w:color w:val="000000" w:themeColor="text1"/>
-        </w:rPr>
-        <w:t xml:space="preserve"> –</w:t>
-      </w:r>
-      <w:r>
-        <w:rPr>
-          <w:rFonts w:ascii="Calibri" w:hAnsi="Calibri" w:cs="Calibri"/>
-          <w:b/>
-          <w:color w:val="000000" w:themeColor="text1"/>
-        </w:rPr>
-        <w:t xml:space="preserve"> </w:t>
-      </w:r>
-      <w:r>
-        <w:rPr>
-          <w:rFonts w:ascii="Calibri" w:hAnsi="Calibri" w:cs="Calibri"/>
-          <w:b/>
-          <w:color w:val="000000" w:themeColor="text1"/>
-        </w:rPr>
-        <w:t>Set Up Azure AI Search Index and Deploy Embedding &amp; LLM Models</w:t>
+        <w:t>Lab 11 – Set Up Azure AI Search Index and Deploy Embedding &amp; LLM Models</w:t>
       </w:r>
     </w:p>
     <w:p>
@@ -121,11 +89,6 @@
           <w:rFonts w:ascii="Calibri" w:hAnsi="Calibri" w:cs="Calibri"/>
         </w:rPr>
         <w:br/>
-      </w:r>
-      <w:r>
-        <w:rPr>
-          <w:rFonts w:ascii="Calibri" w:hAnsi="Calibri" w:cs="Calibri"/>
-        </w:rPr>
         <w:t>By the end of this lab, learners will:</w:t>
       </w:r>
     </w:p>
@@ -647,256 +610,6 @@
           <w:bCs/>
         </w:rPr>
         <w:lastRenderedPageBreak/>
-        <w:t>Learning Outcomes</w:t>
-      </w:r>
-      <w:r>
-        <w:rPr>
-          <w:rFonts w:ascii="Calibri" w:hAnsi="Calibri" w:cs="Calibri"/>
-          <w:b/>
-          <w:bCs/>
-        </w:rPr>
-        <w:t>:</w:t>
-      </w:r>
-    </w:p>
-    <w:p>
-      <w:pPr>
-        <w:rPr>
-          <w:rFonts w:ascii="Calibri" w:hAnsi="Calibri" w:cs="Calibri"/>
-          <w:b/>
-          <w:bCs/>
-        </w:rPr>
-      </w:pPr>
-      <w:r>
-        <w:rPr>
-          <w:rFonts w:ascii="Calibri" w:hAnsi="Calibri" w:cs="Calibri"/>
-        </w:rPr>
-        <w:t>At the end of the lab, students should be able to:</w:t>
-      </w:r>
-    </w:p>
-    <w:p>
-      <w:pPr>
-        <w:pStyle w:val="ListParagraph"/>
-        <w:numPr>
-          <w:ilvl w:val="0"/>
-          <w:numId w:val="3"/>
-        </w:numPr>
-        <w:rPr>
-          <w:rFonts w:ascii="Calibri" w:hAnsi="Calibri" w:cs="Calibri"/>
-        </w:rPr>
-      </w:pPr>
-      <w:r>
-        <w:rPr>
-          <w:rFonts w:ascii="Calibri" w:hAnsi="Calibri" w:cs="Calibri"/>
-        </w:rPr>
-        <w:t>Explain what embeddings are and why vector search is useful</w:t>
-      </w:r>
-    </w:p>
-    <w:p>
-      <w:pPr>
-        <w:pStyle w:val="ListParagraph"/>
-        <w:numPr>
-          <w:ilvl w:val="0"/>
-          <w:numId w:val="3"/>
-        </w:numPr>
-        <w:rPr>
-          <w:rFonts w:ascii="Calibri" w:hAnsi="Calibri" w:cs="Calibri"/>
-        </w:rPr>
-      </w:pPr>
-      <w:r>
-        <w:rPr>
-          <w:rFonts w:ascii="Calibri" w:hAnsi="Calibri" w:cs="Calibri"/>
-        </w:rPr>
-        <w:t>Differentiate keyword, vector, and hybrid search</w:t>
-      </w:r>
-    </w:p>
-    <w:p>
-      <w:pPr>
-        <w:pStyle w:val="ListParagraph"/>
-        <w:numPr>
-          <w:ilvl w:val="0"/>
-          <w:numId w:val="3"/>
-        </w:numPr>
-        <w:rPr>
-          <w:rFonts w:ascii="Calibri" w:hAnsi="Calibri" w:cs="Calibri"/>
-        </w:rPr>
-      </w:pPr>
-      <w:r>
-        <w:rPr>
-          <w:rFonts w:ascii="Calibri" w:hAnsi="Calibri" w:cs="Calibri"/>
-        </w:rPr>
-        <w:t>Deploy an embedding model and an LLM deployment</w:t>
-      </w:r>
-    </w:p>
-    <w:p>
-      <w:pPr>
-        <w:pStyle w:val="ListParagraph"/>
-        <w:numPr>
-          <w:ilvl w:val="0"/>
-          <w:numId w:val="3"/>
-        </w:numPr>
-        <w:rPr>
-          <w:rFonts w:ascii="Calibri" w:hAnsi="Calibri" w:cs="Calibri"/>
-        </w:rPr>
-      </w:pPr>
-      <w:r>
-        <w:rPr>
-          <w:rFonts w:ascii="Calibri" w:hAnsi="Calibri" w:cs="Calibri"/>
-        </w:rPr>
-        <w:t>Build a vector-enabled index schema</w:t>
-      </w:r>
-    </w:p>
-    <w:p>
-      <w:pPr>
-        <w:pStyle w:val="ListParagraph"/>
-        <w:numPr>
-          <w:ilvl w:val="0"/>
-          <w:numId w:val="3"/>
-        </w:numPr>
-        <w:rPr>
-          <w:rFonts w:ascii="Calibri" w:hAnsi="Calibri" w:cs="Calibri"/>
-        </w:rPr>
-      </w:pPr>
-      <w:r>
-        <w:rPr>
-          <w:rFonts w:ascii="Calibri" w:hAnsi="Calibri" w:cs="Calibri"/>
-        </w:rPr>
-        <w:t>Load and query searchable document chunks</w:t>
-      </w:r>
-    </w:p>
-    <w:p>
-      <w:pPr>
-        <w:pStyle w:val="ListParagraph"/>
-        <w:numPr>
-          <w:ilvl w:val="0"/>
-          <w:numId w:val="3"/>
-        </w:numPr>
-        <w:rPr>
-          <w:rFonts w:ascii="Calibri" w:hAnsi="Calibri" w:cs="Calibri"/>
-        </w:rPr>
-      </w:pPr>
-      <w:r>
-        <w:rPr>
-          <w:rFonts w:ascii="Calibri" w:hAnsi="Calibri" w:cs="Calibri"/>
-        </w:rPr>
-        <w:t>Use retrieved search content to ground an LLM answe</w:t>
-      </w:r>
-      <w:r>
-        <w:rPr>
-          <w:rFonts w:ascii="Calibri" w:hAnsi="Calibri" w:cs="Calibri"/>
-        </w:rPr>
-        <w:t>r</w:t>
-      </w:r>
-    </w:p>
-    <w:p>
-      <w:pPr>
-        <w:rPr>
-          <w:rFonts w:ascii="Calibri" w:hAnsi="Calibri" w:cs="Calibri"/>
-        </w:rPr>
-      </w:pPr>
-    </w:p>
-    <w:p>
-      <w:pPr>
-        <w:rPr>
-          <w:rFonts w:ascii="Calibri" w:hAnsi="Calibri" w:cs="Calibri"/>
-          <w:b/>
-          <w:bCs/>
-        </w:rPr>
-      </w:pPr>
-      <w:r>
-        <w:rPr>
-          <w:rFonts w:ascii="Calibri" w:hAnsi="Calibri" w:cs="Calibri"/>
-          <w:b/>
-          <w:bCs/>
-        </w:rPr>
-        <w:t>Suggested Lab Scenario</w:t>
-      </w:r>
-    </w:p>
-    <w:p>
-      <w:pPr>
-        <w:rPr>
-          <w:rFonts w:ascii="Calibri" w:hAnsi="Calibri" w:cs="Calibri"/>
-        </w:rPr>
-      </w:pPr>
-      <w:r>
-        <w:rPr>
-          <w:rFonts w:ascii="Calibri" w:hAnsi="Calibri" w:cs="Calibri"/>
-        </w:rPr>
-        <w:t>Your team is building an internal HR policy assistant. Employees ask questions like:</w:t>
-      </w:r>
-    </w:p>
-    <w:p>
-      <w:pPr>
-        <w:rPr>
-          <w:rFonts w:ascii="Calibri" w:hAnsi="Calibri" w:cs="Calibri"/>
-        </w:rPr>
-      </w:pPr>
-      <w:r>
-        <w:rPr>
-          <w:rFonts w:ascii="Calibri" w:hAnsi="Calibri" w:cs="Calibri"/>
-        </w:rPr>
-        <w:t>“How many vacation days do I get?”</w:t>
-      </w:r>
-    </w:p>
-    <w:p>
-      <w:pPr>
-        <w:rPr>
-          <w:rFonts w:ascii="Calibri" w:hAnsi="Calibri" w:cs="Calibri"/>
-        </w:rPr>
-      </w:pPr>
-      <w:r>
-        <w:rPr>
-          <w:rFonts w:ascii="Calibri" w:hAnsi="Calibri" w:cs="Calibri"/>
-        </w:rPr>
-        <w:t>“What is the remote work policy?”</w:t>
-      </w:r>
-    </w:p>
-    <w:p>
-      <w:pPr>
-        <w:rPr>
-          <w:rFonts w:ascii="Calibri" w:hAnsi="Calibri" w:cs="Calibri"/>
-        </w:rPr>
-      </w:pPr>
-      <w:r>
-        <w:rPr>
-          <w:rFonts w:ascii="Calibri" w:hAnsi="Calibri" w:cs="Calibri"/>
-        </w:rPr>
-        <w:t>“How do I submit benefits claims?”</w:t>
-      </w:r>
-    </w:p>
-    <w:p>
-      <w:pPr>
-        <w:rPr>
-          <w:rFonts w:ascii="Calibri" w:hAnsi="Calibri" w:cs="Calibri"/>
-        </w:rPr>
-      </w:pPr>
-      <w:r>
-        <w:rPr>
-          <w:rFonts w:ascii="Calibri" w:hAnsi="Calibri" w:cs="Calibri"/>
-        </w:rPr>
-        <w:t>The assistant should search policy documents using Azure AI Search and use an LLM to generate a concise answer grounded in those documents.</w:t>
-      </w:r>
-    </w:p>
-    <w:p>
-      <w:pPr>
-        <w:rPr>
-          <w:rFonts w:ascii="Calibri" w:hAnsi="Calibri" w:cs="Calibri"/>
-        </w:rPr>
-      </w:pPr>
-    </w:p>
-    <w:p>
-      <w:pPr>
-        <w:rPr>
-          <w:rFonts w:ascii="Calibri" w:hAnsi="Calibri" w:cs="Calibri"/>
-          <w:b/>
-          <w:bCs/>
-        </w:rPr>
-      </w:pPr>
-      <w:r>
-        <w:rPr>
-          <w:rFonts w:ascii="Calibri" w:hAnsi="Calibri" w:cs="Calibri"/>
-          <w:b/>
-          <w:bCs/>
-        </w:rPr>
         <w:t>Lab Modules</w:t>
       </w:r>
     </w:p>
@@ -954,13 +667,7 @@
         <w:rPr>
           <w:rFonts w:ascii="Calibri" w:hAnsi="Calibri" w:cs="Calibri"/>
         </w:rPr>
-        <w:t>Resource Group</w:t>
-      </w:r>
-      <w:r>
-        <w:rPr>
-          <w:rFonts w:ascii="Calibri" w:hAnsi="Calibri" w:cs="Calibri"/>
-        </w:rPr>
-        <w:t xml:space="preserve">: </w:t>
+        <w:t xml:space="preserve">Resource Group: </w:t>
       </w:r>
       <w:proofErr w:type="spellStart"/>
       <w:r>
@@ -992,13 +699,7 @@
         <w:rPr>
           <w:rFonts w:ascii="Calibri" w:hAnsi="Calibri" w:cs="Calibri"/>
         </w:rPr>
-        <w:t>Azure AI Search service</w:t>
-      </w:r>
-      <w:r>
-        <w:rPr>
-          <w:rFonts w:ascii="Calibri" w:hAnsi="Calibri" w:cs="Calibri"/>
-        </w:rPr>
-        <w:t xml:space="preserve">: </w:t>
+        <w:t xml:space="preserve">Azure AI Search service: </w:t>
       </w:r>
       <w:proofErr w:type="spellStart"/>
       <w:r>
@@ -1036,40 +737,90 @@
     <w:p>
       <w:pPr>
         <w:pStyle w:val="ListParagraph"/>
-        <w:numPr>
-          <w:ilvl w:val="0"/>
-          <w:numId w:val="4"/>
-        </w:numPr>
-        <w:rPr>
-          <w:rFonts w:ascii="Calibri" w:hAnsi="Calibri" w:cs="Calibri"/>
-        </w:rPr>
-      </w:pPr>
-      <w:r>
-        <w:rPr>
-          <w:rFonts w:ascii="Calibri" w:hAnsi="Calibri" w:cs="Calibri"/>
-        </w:rPr>
-        <w:t>Azure OpenAI / Azure AI Foundry-backed OpenAI resource</w:t>
-      </w:r>
-      <w:r>
-        <w:rPr>
-          <w:rFonts w:ascii="Calibri" w:hAnsi="Calibri" w:cs="Calibri"/>
-        </w:rPr>
-        <w:t xml:space="preserve">: </w:t>
-      </w:r>
-      <w:proofErr w:type="spellStart"/>
-      <w:r>
-        <w:rPr>
-          <w:rFonts w:ascii="Calibri" w:hAnsi="Calibri" w:cs="Calibri"/>
-        </w:rPr>
-        <w:t>aoai</w:t>
-      </w:r>
-      <w:proofErr w:type="spellEnd"/>
-      <w:r>
-        <w:rPr>
-          <w:rFonts w:ascii="Calibri" w:hAnsi="Calibri" w:cs="Calibri"/>
-        </w:rPr>
-        <w:t>-rag-lab</w:t>
-      </w:r>
+        <w:rPr>
+          <w:rFonts w:ascii="Calibri" w:hAnsi="Calibri" w:cs="Calibri"/>
+        </w:rPr>
+      </w:pPr>
+      <w:r>
+        <w:rPr>
+          <w:rFonts w:ascii="Calibri" w:hAnsi="Calibri" w:cs="Calibri"/>
+        </w:rPr>
+        <w:drawing>
+          <wp:inline distT="0" distB="0" distL="0" distR="0" wp14:anchorId="3D00CEED" wp14:editId="630F319D">
+            <wp:extent cx="5943600" cy="5106035"/>
+            <wp:effectExtent l="0" t="0" r="0" b="0"/>
+            <wp:docPr id="2020275877" name="Picture 1"/>
+            <wp:cNvGraphicFramePr>
+              <a:graphicFrameLocks xmlns:a="http://schemas.openxmlformats.org/drawingml/2006/main" noChangeAspect="1"/>
+            </wp:cNvGraphicFramePr>
+            <a:graphic xmlns:a="http://schemas.openxmlformats.org/drawingml/2006/main">
+              <a:graphicData uri="http://schemas.openxmlformats.org/drawingml/2006/picture">
+                <pic:pic xmlns:pic="http://schemas.openxmlformats.org/drawingml/2006/picture">
+                  <pic:nvPicPr>
+                    <pic:cNvPr id="2020275877" name=""/>
+                    <pic:cNvPicPr/>
+                  </pic:nvPicPr>
+                  <pic:blipFill>
+                    <a:blip r:embed="rId5"/>
+                    <a:stretch>
+                      <a:fillRect/>
+                    </a:stretch>
+                  </pic:blipFill>
+                  <pic:spPr>
+                    <a:xfrm>
+                      <a:off x="0" y="0"/>
+                      <a:ext cx="5943600" cy="5106035"/>
+                    </a:xfrm>
+                    <a:prstGeom prst="rect">
+                      <a:avLst/>
+                    </a:prstGeom>
+                  </pic:spPr>
+                </pic:pic>
+              </a:graphicData>
+            </a:graphic>
+          </wp:inline>
+        </w:drawing>
+      </w:r>
+    </w:p>
+    <w:p>
+      <w:pPr>
+        <w:pStyle w:val="ListParagraph"/>
+        <w:rPr>
+          <w:rFonts w:ascii="Calibri" w:hAnsi="Calibri" w:cs="Calibri"/>
+        </w:rPr>
+      </w:pPr>
+    </w:p>
+    <w:p>
+      <w:pPr>
+        <w:pStyle w:val="ListParagraph"/>
+        <w:rPr>
+          <w:rFonts w:ascii="Calibri" w:hAnsi="Calibri" w:cs="Calibri"/>
+        </w:rPr>
+      </w:pPr>
+    </w:p>
+    <w:p>
+      <w:pPr>
+        <w:pStyle w:val="ListParagraph"/>
+        <w:rPr>
+          <w:rFonts w:ascii="Calibri" w:hAnsi="Calibri" w:cs="Calibri"/>
+        </w:rPr>
+      </w:pPr>
+    </w:p>
+    <w:p>
+      <w:pPr>
+        <w:pStyle w:val="ListParagraph"/>
+        <w:rPr>
+          <w:rFonts w:ascii="Calibri" w:hAnsi="Calibri" w:cs="Calibri"/>
+        </w:rPr>
+      </w:pPr>
+    </w:p>
+    <w:p>
+      <w:pPr>
+        <w:pStyle w:val="ListParagraph"/>
+        <w:rPr>
+          <w:rFonts w:ascii="Calibri" w:hAnsi="Calibri" w:cs="Calibri"/>
+        </w:rPr>
+      </w:pPr>
     </w:p>
     <w:p>
       <w:pPr>
@@ -1086,42 +837,167 @@
         <w:rPr>
           <w:rFonts w:ascii="Calibri" w:hAnsi="Calibri" w:cs="Calibri"/>
         </w:rPr>
-        <w:t xml:space="preserve">Storage </w:t>
-      </w:r>
-      <w:proofErr w:type="gramStart"/>
-      <w:r>
-        <w:rPr>
-          <w:rFonts w:ascii="Calibri" w:hAnsi="Calibri" w:cs="Calibri"/>
-        </w:rPr>
-        <w:t xml:space="preserve">Account </w:t>
-      </w:r>
-      <w:r>
-        <w:rPr>
-          <w:rFonts w:ascii="Calibri" w:hAnsi="Calibri" w:cs="Calibri"/>
-        </w:rPr>
-        <w:t>:</w:t>
-      </w:r>
-      <w:proofErr w:type="gramEnd"/>
-      <w:r>
-        <w:rPr>
-          <w:rFonts w:ascii="Calibri" w:hAnsi="Calibri" w:cs="Calibri"/>
-        </w:rPr>
-        <w:t xml:space="preserve"> </w:t>
+        <w:lastRenderedPageBreak/>
+        <w:t xml:space="preserve">Azure OpenAI / Azure AI Foundry-backed OpenAI resource: </w:t>
       </w:r>
       <w:proofErr w:type="spellStart"/>
       <w:r>
         <w:rPr>
           <w:rFonts w:ascii="Calibri" w:hAnsi="Calibri" w:cs="Calibri"/>
         </w:rPr>
-        <w:t>stsearchlabfiles</w:t>
+        <w:t>aoai</w:t>
       </w:r>
       <w:proofErr w:type="spellEnd"/>
       <w:r>
         <w:rPr>
           <w:rFonts w:ascii="Calibri" w:hAnsi="Calibri" w:cs="Calibri"/>
         </w:rPr>
-        <w:t xml:space="preserve"> </w:t>
-      </w:r>
+        <w:t>-rag-lab</w:t>
+      </w:r>
+    </w:p>
+    <w:p>
+      <w:pPr>
+        <w:pStyle w:val="ListParagraph"/>
+        <w:rPr>
+          <w:rFonts w:ascii="Calibri" w:hAnsi="Calibri" w:cs="Calibri"/>
+        </w:rPr>
+      </w:pPr>
+      <w:r>
+        <w:rPr>
+          <w:rFonts w:ascii="Calibri" w:hAnsi="Calibri" w:cs="Calibri"/>
+        </w:rPr>
+        <w:drawing>
+          <wp:inline distT="0" distB="0" distL="0" distR="0" wp14:anchorId="58EF33DE" wp14:editId="6BA5B1B3">
+            <wp:extent cx="5943600" cy="5396865"/>
+            <wp:effectExtent l="0" t="0" r="0" b="0"/>
+            <wp:docPr id="1413113598" name="Picture 1"/>
+            <wp:cNvGraphicFramePr>
+              <a:graphicFrameLocks xmlns:a="http://schemas.openxmlformats.org/drawingml/2006/main" noChangeAspect="1"/>
+            </wp:cNvGraphicFramePr>
+            <a:graphic xmlns:a="http://schemas.openxmlformats.org/drawingml/2006/main">
+              <a:graphicData uri="http://schemas.openxmlformats.org/drawingml/2006/picture">
+                <pic:pic xmlns:pic="http://schemas.openxmlformats.org/drawingml/2006/picture">
+                  <pic:nvPicPr>
+                    <pic:cNvPr id="1413113598" name=""/>
+                    <pic:cNvPicPr/>
+                  </pic:nvPicPr>
+                  <pic:blipFill>
+                    <a:blip r:embed="rId6"/>
+                    <a:stretch>
+                      <a:fillRect/>
+                    </a:stretch>
+                  </pic:blipFill>
+                  <pic:spPr>
+                    <a:xfrm>
+                      <a:off x="0" y="0"/>
+                      <a:ext cx="5943600" cy="5396865"/>
+                    </a:xfrm>
+                    <a:prstGeom prst="rect">
+                      <a:avLst/>
+                    </a:prstGeom>
+                  </pic:spPr>
+                </pic:pic>
+              </a:graphicData>
+            </a:graphic>
+          </wp:inline>
+        </w:drawing>
+      </w:r>
+    </w:p>
+    <w:p>
+      <w:pPr>
+        <w:pStyle w:val="ListParagraph"/>
+        <w:rPr>
+          <w:rFonts w:ascii="Calibri" w:hAnsi="Calibri" w:cs="Calibri"/>
+        </w:rPr>
+      </w:pPr>
+    </w:p>
+    <w:p>
+      <w:pPr>
+        <w:pStyle w:val="ListParagraph"/>
+        <w:rPr>
+          <w:rFonts w:ascii="Calibri" w:hAnsi="Calibri" w:cs="Calibri"/>
+        </w:rPr>
+      </w:pPr>
+    </w:p>
+    <w:p>
+      <w:pPr>
+        <w:pStyle w:val="ListParagraph"/>
+        <w:rPr>
+          <w:rFonts w:ascii="Calibri" w:hAnsi="Calibri" w:cs="Calibri"/>
+        </w:rPr>
+      </w:pPr>
+    </w:p>
+    <w:p>
+      <w:pPr>
+        <w:pStyle w:val="ListParagraph"/>
+        <w:rPr>
+          <w:rFonts w:ascii="Calibri" w:hAnsi="Calibri" w:cs="Calibri"/>
+        </w:rPr>
+      </w:pPr>
+    </w:p>
+    <w:p>
+      <w:pPr>
+        <w:pStyle w:val="ListParagraph"/>
+        <w:rPr>
+          <w:rFonts w:ascii="Calibri" w:hAnsi="Calibri" w:cs="Calibri"/>
+        </w:rPr>
+      </w:pPr>
+    </w:p>
+    <w:p>
+      <w:pPr>
+        <w:pStyle w:val="ListParagraph"/>
+        <w:rPr>
+          <w:rFonts w:ascii="Calibri" w:hAnsi="Calibri" w:cs="Calibri"/>
+        </w:rPr>
+      </w:pPr>
+    </w:p>
+    <w:p>
+      <w:pPr>
+        <w:pStyle w:val="ListParagraph"/>
+        <w:rPr>
+          <w:rFonts w:ascii="Calibri" w:hAnsi="Calibri" w:cs="Calibri"/>
+        </w:rPr>
+      </w:pPr>
+    </w:p>
+    <w:p>
+      <w:pPr>
+        <w:pStyle w:val="ListParagraph"/>
+        <w:rPr>
+          <w:rFonts w:ascii="Calibri" w:hAnsi="Calibri" w:cs="Calibri"/>
+        </w:rPr>
+      </w:pPr>
+    </w:p>
+    <w:p>
+      <w:pPr>
+        <w:pStyle w:val="ListParagraph"/>
+        <w:rPr>
+          <w:rFonts w:ascii="Calibri" w:hAnsi="Calibri" w:cs="Calibri"/>
+        </w:rPr>
+      </w:pPr>
+    </w:p>
+    <w:p>
+      <w:pPr>
+        <w:pStyle w:val="ListParagraph"/>
+        <w:rPr>
+          <w:rFonts w:ascii="Calibri" w:hAnsi="Calibri" w:cs="Calibri"/>
+        </w:rPr>
+      </w:pPr>
+    </w:p>
+    <w:p>
+      <w:pPr>
+        <w:pStyle w:val="ListParagraph"/>
+        <w:rPr>
+          <w:rFonts w:ascii="Calibri" w:hAnsi="Calibri" w:cs="Calibri"/>
+        </w:rPr>
+      </w:pPr>
+    </w:p>
+    <w:p>
+      <w:pPr>
+        <w:pStyle w:val="ListParagraph"/>
+        <w:rPr>
+          <w:rFonts w:ascii="Calibri" w:hAnsi="Calibri" w:cs="Calibri"/>
+        </w:rPr>
+      </w:pPr>
     </w:p>
     <w:p>
       <w:pPr>
@@ -1138,7 +1014,36 @@
         <w:rPr>
           <w:rFonts w:ascii="Calibri" w:hAnsi="Calibri" w:cs="Calibri"/>
         </w:rPr>
-        <w:t>Optional: Azure AI Foundry project for model management</w:t>
+        <w:lastRenderedPageBreak/>
+        <w:t xml:space="preserve">Storage </w:t>
+      </w:r>
+      <w:proofErr w:type="gramStart"/>
+      <w:r>
+        <w:rPr>
+          <w:rFonts w:ascii="Calibri" w:hAnsi="Calibri" w:cs="Calibri"/>
+        </w:rPr>
+        <w:t>Account :</w:t>
+      </w:r>
+      <w:proofErr w:type="gramEnd"/>
+      <w:r>
+        <w:rPr>
+          <w:rFonts w:ascii="Calibri" w:hAnsi="Calibri" w:cs="Calibri"/>
+        </w:rPr>
+        <w:t xml:space="preserve"> </w:t>
+      </w:r>
+      <w:proofErr w:type="spellStart"/>
+      <w:r>
+        <w:rPr>
+          <w:rFonts w:ascii="Calibri" w:hAnsi="Calibri" w:cs="Calibri"/>
+        </w:rPr>
+        <w:t>stsearchlabfiles</w:t>
+      </w:r>
+      <w:proofErr w:type="spellEnd"/>
+      <w:r>
+        <w:rPr>
+          <w:rFonts w:ascii="Calibri" w:hAnsi="Calibri" w:cs="Calibri"/>
+        </w:rPr>
+        <w:t xml:space="preserve"> </w:t>
       </w:r>
     </w:p>
     <w:p>
@@ -1148,51 +1053,45 @@
           <w:rFonts w:ascii="Calibri" w:hAnsi="Calibri" w:cs="Calibri"/>
         </w:rPr>
       </w:pPr>
-    </w:p>
-    <w:p>
-      <w:pPr>
-        <w:rPr>
-          <w:rFonts w:ascii="Calibri" w:hAnsi="Calibri" w:cs="Calibri"/>
-        </w:rPr>
-      </w:pPr>
-      <w:r>
-        <w:rPr>
-          <w:rFonts w:ascii="Calibri" w:hAnsi="Calibri" w:cs="Calibri"/>
-        </w:rPr>
-        <w:t>Module 2 — Deploy Embedding and LLM Models</w:t>
-      </w:r>
-    </w:p>
-    <w:p>
-      <w:pPr>
-        <w:rPr>
-          <w:rFonts w:ascii="Calibri" w:hAnsi="Calibri" w:cs="Calibri"/>
-        </w:rPr>
-      </w:pPr>
-      <w:r>
-        <w:rPr>
-          <w:rFonts w:ascii="Calibri" w:hAnsi="Calibri" w:cs="Calibri"/>
-        </w:rPr>
-        <w:t>Objective</w:t>
-      </w:r>
-    </w:p>
-    <w:p>
-      <w:pPr>
-        <w:rPr>
-          <w:rFonts w:ascii="Calibri" w:hAnsi="Calibri" w:cs="Calibri"/>
-        </w:rPr>
-      </w:pPr>
-    </w:p>
-    <w:p>
-      <w:pPr>
-        <w:rPr>
-          <w:rFonts w:ascii="Calibri" w:hAnsi="Calibri" w:cs="Calibri"/>
-        </w:rPr>
-      </w:pPr>
-      <w:r>
-        <w:rPr>
-          <w:rFonts w:ascii="Calibri" w:hAnsi="Calibri" w:cs="Calibri"/>
-        </w:rPr>
-        <w:t>Deploy:</w:t>
+      <w:r>
+        <w:rPr>
+          <w:rFonts w:ascii="Calibri" w:hAnsi="Calibri" w:cs="Calibri"/>
+        </w:rPr>
+        <w:drawing>
+          <wp:inline distT="0" distB="0" distL="0" distR="0" wp14:anchorId="4E9F0900" wp14:editId="46293145">
+            <wp:extent cx="5943600" cy="5551170"/>
+            <wp:effectExtent l="0" t="0" r="0" b="0"/>
+            <wp:docPr id="655211694" name="Picture 1"/>
+            <wp:cNvGraphicFramePr>
+              <a:graphicFrameLocks xmlns:a="http://schemas.openxmlformats.org/drawingml/2006/main" noChangeAspect="1"/>
+            </wp:cNvGraphicFramePr>
+            <a:graphic xmlns:a="http://schemas.openxmlformats.org/drawingml/2006/main">
+              <a:graphicData uri="http://schemas.openxmlformats.org/drawingml/2006/picture">
+                <pic:pic xmlns:pic="http://schemas.openxmlformats.org/drawingml/2006/picture">
+                  <pic:nvPicPr>
+                    <pic:cNvPr id="655211694" name=""/>
+                    <pic:cNvPicPr/>
+                  </pic:nvPicPr>
+                  <pic:blipFill>
+                    <a:blip r:embed="rId7"/>
+                    <a:stretch>
+                      <a:fillRect/>
+                    </a:stretch>
+                  </pic:blipFill>
+                  <pic:spPr>
+                    <a:xfrm>
+                      <a:off x="0" y="0"/>
+                      <a:ext cx="5943600" cy="5551170"/>
+                    </a:xfrm>
+                    <a:prstGeom prst="rect">
+                      <a:avLst/>
+                    </a:prstGeom>
+                  </pic:spPr>
+                </pic:pic>
+              </a:graphicData>
+            </a:graphic>
+          </wp:inline>
+        </w:drawing>
       </w:r>
     </w:p>
     <w:p>
@@ -1200,7 +1099,7 @@
         <w:pStyle w:val="ListParagraph"/>
         <w:numPr>
           <w:ilvl w:val="0"/>
-          <w:numId w:val="5"/>
+          <w:numId w:val="4"/>
         </w:numPr>
         <w:rPr>
           <w:rFonts w:ascii="Calibri" w:hAnsi="Calibri" w:cs="Calibri"/>
@@ -1210,201 +1109,71 @@
         <w:rPr>
           <w:rFonts w:ascii="Calibri" w:hAnsi="Calibri" w:cs="Calibri"/>
         </w:rPr>
-        <w:t>one embedding model</w:t>
+        <w:t>Optional: Azure AI Foundry project for model management</w:t>
       </w:r>
     </w:p>
     <w:p>
       <w:pPr>
         <w:pStyle w:val="ListParagraph"/>
-        <w:numPr>
-          <w:ilvl w:val="0"/>
-          <w:numId w:val="5"/>
-        </w:numPr>
-        <w:rPr>
-          <w:rFonts w:ascii="Calibri" w:hAnsi="Calibri" w:cs="Calibri"/>
-        </w:rPr>
-      </w:pPr>
-      <w:r>
-        <w:rPr>
-          <w:rFonts w:ascii="Calibri" w:hAnsi="Calibri" w:cs="Calibri"/>
-        </w:rPr>
-        <w:t>one chat/completion model</w:t>
-      </w:r>
-    </w:p>
-    <w:p>
-      <w:pPr>
-        <w:rPr>
-          <w:rFonts w:ascii="Calibri" w:hAnsi="Calibri" w:cs="Calibri"/>
-        </w:rPr>
-      </w:pPr>
-      <w:r>
-        <w:rPr>
-          <w:rFonts w:ascii="Calibri" w:hAnsi="Calibri" w:cs="Calibri"/>
-        </w:rPr>
-        <w:t>Recommended model roles</w:t>
-      </w:r>
-    </w:p>
-    <w:p>
-      <w:pPr>
-        <w:rPr>
-          <w:rFonts w:ascii="Calibri" w:hAnsi="Calibri" w:cs="Calibri"/>
-        </w:rPr>
-      </w:pPr>
-      <w:r>
-        <w:rPr>
-          <w:rFonts w:ascii="Calibri" w:hAnsi="Calibri" w:cs="Calibri"/>
-        </w:rPr>
-        <w:t>Use:</w:t>
-      </w:r>
-    </w:p>
-    <w:p>
-      <w:pPr>
-        <w:pStyle w:val="ListParagraph"/>
-        <w:numPr>
-          <w:ilvl w:val="0"/>
-          <w:numId w:val="6"/>
-        </w:numPr>
-        <w:rPr>
-          <w:rFonts w:ascii="Calibri" w:hAnsi="Calibri" w:cs="Calibri"/>
-        </w:rPr>
-      </w:pPr>
-      <w:r>
-        <w:rPr>
-          <w:rFonts w:ascii="Calibri" w:hAnsi="Calibri" w:cs="Calibri"/>
-        </w:rPr>
-        <w:t>an embedding deployment for document chunk vectors and query vectors</w:t>
-      </w:r>
-    </w:p>
-    <w:p>
-      <w:pPr>
-        <w:pStyle w:val="ListParagraph"/>
-        <w:numPr>
-          <w:ilvl w:val="0"/>
-          <w:numId w:val="6"/>
-        </w:numPr>
-        <w:rPr>
-          <w:rFonts w:ascii="Calibri" w:hAnsi="Calibri" w:cs="Calibri"/>
-        </w:rPr>
-      </w:pPr>
-      <w:r>
-        <w:rPr>
-          <w:rFonts w:ascii="Calibri" w:hAnsi="Calibri" w:cs="Calibri"/>
-        </w:rPr>
-        <w:t>a chat model deployment for grounded answer generation</w:t>
-      </w:r>
-    </w:p>
-    <w:p>
-      <w:pPr>
-        <w:rPr>
-          <w:rFonts w:ascii="Calibri" w:hAnsi="Calibri" w:cs="Calibri"/>
-        </w:rPr>
-      </w:pPr>
-    </w:p>
-    <w:p>
-      <w:pPr>
-        <w:rPr>
-          <w:rFonts w:ascii="Calibri" w:hAnsi="Calibri" w:cs="Calibri"/>
-        </w:rPr>
-      </w:pPr>
-      <w:r>
-        <w:rPr>
-          <w:rFonts w:ascii="Calibri" w:hAnsi="Calibri" w:cs="Calibri"/>
-        </w:rPr>
-        <w:t>Azure’s embeddings documentation describes generating vectors for downstream search scenarios, while chat-completion documentation covers conversational generation with models such as GPT-4o in Azure OpenAI.</w:t>
-      </w:r>
-    </w:p>
-    <w:p>
-      <w:pPr>
-        <w:rPr>
-          <w:rFonts w:ascii="Calibri" w:hAnsi="Calibri" w:cs="Calibri"/>
-        </w:rPr>
-      </w:pPr>
-      <w:r>
-        <w:rPr>
-          <w:rFonts w:ascii="Calibri" w:hAnsi="Calibri" w:cs="Calibri"/>
-        </w:rPr>
-        <w:t>Suggested deployment names</w:t>
-      </w:r>
-    </w:p>
-    <w:p>
-      <w:pPr>
-        <w:pStyle w:val="ListParagraph"/>
-        <w:numPr>
-          <w:ilvl w:val="0"/>
-          <w:numId w:val="7"/>
-        </w:numPr>
-        <w:rPr>
-          <w:rFonts w:ascii="Calibri" w:hAnsi="Calibri" w:cs="Calibri"/>
-        </w:rPr>
-      </w:pPr>
-      <w:r>
-        <w:rPr>
-          <w:rFonts w:ascii="Calibri" w:hAnsi="Calibri" w:cs="Calibri"/>
-        </w:rPr>
-        <w:t>Embedding deployment: text-embedding-3-small</w:t>
-      </w:r>
-    </w:p>
-    <w:p>
-      <w:pPr>
-        <w:pStyle w:val="ListParagraph"/>
-        <w:numPr>
-          <w:ilvl w:val="0"/>
-          <w:numId w:val="7"/>
-        </w:numPr>
-        <w:rPr>
-          <w:rFonts w:ascii="Calibri" w:hAnsi="Calibri" w:cs="Calibri"/>
-        </w:rPr>
-      </w:pPr>
-      <w:r>
-        <w:rPr>
-          <w:rFonts w:ascii="Calibri" w:hAnsi="Calibri" w:cs="Calibri"/>
-        </w:rPr>
-        <w:t>Chat deployment: gpt-4o</w:t>
-      </w:r>
-    </w:p>
-    <w:p>
-      <w:pPr>
-        <w:rPr>
-          <w:rFonts w:ascii="Calibri" w:hAnsi="Calibri" w:cs="Calibri"/>
-        </w:rPr>
-      </w:pPr>
-      <w:r>
-        <w:rPr>
-          <w:rFonts w:ascii="Calibri" w:hAnsi="Calibri" w:cs="Calibri"/>
-        </w:rPr>
-        <w:t>Note that actual model availability varies by region and subscription, so students should confirm supported models in their Azure environment before deployment. Azure’s model availability is region- and offering-dependent.</w:t>
-      </w:r>
-    </w:p>
-    <w:p>
-      <w:pPr>
-        <w:rPr>
-          <w:rFonts w:ascii="Calibri" w:hAnsi="Calibri" w:cs="Calibri"/>
-        </w:rPr>
-      </w:pPr>
-    </w:p>
-    <w:p>
-      <w:pPr>
-        <w:rPr>
-          <w:rFonts w:ascii="Calibri" w:hAnsi="Calibri" w:cs="Calibri"/>
-        </w:rPr>
-      </w:pPr>
-      <w:r>
-        <w:rPr>
-          <w:rFonts w:ascii="Calibri" w:hAnsi="Calibri" w:cs="Calibri"/>
-        </w:rPr>
-        <w:t>Student activity</w:t>
-      </w:r>
-      <w:r>
-        <w:rPr>
-          <w:rFonts w:ascii="Calibri" w:hAnsi="Calibri" w:cs="Calibri"/>
-        </w:rPr>
-        <w:t xml:space="preserve">: </w:t>
-      </w:r>
-      <w:r>
-        <w:rPr>
-          <w:rFonts w:ascii="Calibri" w:hAnsi="Calibri" w:cs="Calibri"/>
-        </w:rPr>
-        <w:t>In the portal:</w:t>
+        <w:rPr>
+          <w:rFonts w:ascii="Calibri" w:hAnsi="Calibri" w:cs="Calibri"/>
+        </w:rPr>
+      </w:pPr>
+    </w:p>
+    <w:p>
+      <w:pPr>
+        <w:rPr>
+          <w:rFonts w:ascii="Calibri" w:hAnsi="Calibri" w:cs="Calibri"/>
+        </w:rPr>
+      </w:pPr>
+    </w:p>
+    <w:p>
+      <w:pPr>
+        <w:rPr>
+          <w:rFonts w:ascii="Calibri" w:hAnsi="Calibri" w:cs="Calibri"/>
+        </w:rPr>
+      </w:pPr>
+    </w:p>
+    <w:p>
+      <w:pPr>
+        <w:rPr>
+          <w:rFonts w:ascii="Calibri" w:hAnsi="Calibri" w:cs="Calibri"/>
+        </w:rPr>
+      </w:pPr>
+    </w:p>
+    <w:p>
+      <w:pPr>
+        <w:rPr>
+          <w:rFonts w:ascii="Calibri" w:hAnsi="Calibri" w:cs="Calibri"/>
+        </w:rPr>
+      </w:pPr>
+    </w:p>
+    <w:p>
+      <w:pPr>
+        <w:rPr>
+          <w:rFonts w:ascii="Calibri" w:hAnsi="Calibri" w:cs="Calibri"/>
+        </w:rPr>
+      </w:pPr>
+    </w:p>
+    <w:p>
+      <w:pPr>
+        <w:rPr>
+          <w:rFonts w:ascii="Calibri" w:hAnsi="Calibri" w:cs="Calibri"/>
+        </w:rPr>
+      </w:pPr>
+    </w:p>
+    <w:p>
+      <w:pPr>
+        <w:rPr>
+          <w:rFonts w:ascii="Calibri" w:hAnsi="Calibri" w:cs="Calibri"/>
+        </w:rPr>
+      </w:pPr>
+      <w:r>
+        <w:rPr>
+          <w:rFonts w:ascii="Calibri" w:hAnsi="Calibri" w:cs="Calibri"/>
+        </w:rPr>
+        <w:lastRenderedPageBreak/>
+        <w:t>Student activity: In the portal:</w:t>
       </w:r>
     </w:p>
     <w:p>
@@ -1445,6 +1214,62 @@
     </w:p>
     <w:p>
       <w:pPr>
+        <w:ind w:left="360"/>
+        <w:rPr>
+          <w:rFonts w:ascii="Calibri" w:hAnsi="Calibri" w:cs="Calibri"/>
+        </w:rPr>
+      </w:pPr>
+      <w:r>
+        <w:rPr>
+          <w:rFonts w:ascii="Calibri" w:hAnsi="Calibri" w:cs="Calibri"/>
+        </w:rPr>
+        <w:drawing>
+          <wp:inline distT="0" distB="0" distL="0" distR="0" wp14:anchorId="35540FF7" wp14:editId="74F53FC8">
+            <wp:extent cx="5943600" cy="2750185"/>
+            <wp:effectExtent l="0" t="0" r="0" b="0"/>
+            <wp:docPr id="1796030187" name="Picture 1"/>
+            <wp:cNvGraphicFramePr>
+              <a:graphicFrameLocks xmlns:a="http://schemas.openxmlformats.org/drawingml/2006/main" noChangeAspect="1"/>
+            </wp:cNvGraphicFramePr>
+            <a:graphic xmlns:a="http://schemas.openxmlformats.org/drawingml/2006/main">
+              <a:graphicData uri="http://schemas.openxmlformats.org/drawingml/2006/picture">
+                <pic:pic xmlns:pic="http://schemas.openxmlformats.org/drawingml/2006/picture">
+                  <pic:nvPicPr>
+                    <pic:cNvPr id="1796030187" name=""/>
+                    <pic:cNvPicPr/>
+                  </pic:nvPicPr>
+                  <pic:blipFill>
+                    <a:blip r:embed="rId8"/>
+                    <a:stretch>
+                      <a:fillRect/>
+                    </a:stretch>
+                  </pic:blipFill>
+                  <pic:spPr>
+                    <a:xfrm>
+                      <a:off x="0" y="0"/>
+                      <a:ext cx="5943600" cy="2750185"/>
+                    </a:xfrm>
+                    <a:prstGeom prst="rect">
+                      <a:avLst/>
+                    </a:prstGeom>
+                  </pic:spPr>
+                </pic:pic>
+              </a:graphicData>
+            </a:graphic>
+          </wp:inline>
+        </w:drawing>
+      </w:r>
+    </w:p>
+    <w:p>
+      <w:pPr>
+        <w:ind w:left="360"/>
+        <w:rPr>
+          <w:rFonts w:ascii="Calibri" w:hAnsi="Calibri" w:cs="Calibri"/>
+        </w:rPr>
+      </w:pPr>
+    </w:p>
+    <w:p>
+      <w:pPr>
         <w:pStyle w:val="ListParagraph"/>
         <w:numPr>
           <w:ilvl w:val="0"/>
@@ -1463,205 +1288,80 @@
     </w:p>
     <w:p>
       <w:pPr>
-        <w:pStyle w:val="ListParagraph"/>
-        <w:numPr>
-          <w:ilvl w:val="0"/>
-          <w:numId w:val="8"/>
-        </w:numPr>
-        <w:rPr>
-          <w:rFonts w:ascii="Calibri" w:hAnsi="Calibri" w:cs="Calibri"/>
-        </w:rPr>
-      </w:pPr>
-      <w:r>
-        <w:rPr>
-          <w:rFonts w:ascii="Calibri" w:hAnsi="Calibri" w:cs="Calibri"/>
-        </w:rPr>
-        <w:t>Save:</w:t>
-      </w:r>
-    </w:p>
-    <w:p>
-      <w:pPr>
-        <w:pStyle w:val="ListParagraph"/>
-        <w:numPr>
-          <w:ilvl w:val="0"/>
-          <w:numId w:val="9"/>
-        </w:numPr>
-        <w:rPr>
-          <w:rFonts w:ascii="Calibri" w:hAnsi="Calibri" w:cs="Calibri"/>
-        </w:rPr>
-      </w:pPr>
-      <w:r>
-        <w:rPr>
-          <w:rFonts w:ascii="Calibri" w:hAnsi="Calibri" w:cs="Calibri"/>
-        </w:rPr>
-        <w:t>E</w:t>
-      </w:r>
-      <w:r>
-        <w:rPr>
-          <w:rFonts w:ascii="Calibri" w:hAnsi="Calibri" w:cs="Calibri"/>
-        </w:rPr>
-        <w:t>ndpoint</w:t>
-      </w:r>
-    </w:p>
-    <w:p>
-      <w:pPr>
-        <w:pStyle w:val="ListParagraph"/>
-        <w:numPr>
-          <w:ilvl w:val="0"/>
-          <w:numId w:val="9"/>
-        </w:numPr>
-        <w:rPr>
-          <w:rFonts w:ascii="Calibri" w:hAnsi="Calibri" w:cs="Calibri"/>
-        </w:rPr>
-      </w:pPr>
-      <w:r>
-        <w:rPr>
-          <w:rFonts w:ascii="Calibri" w:hAnsi="Calibri" w:cs="Calibri"/>
-        </w:rPr>
-        <w:t>API key</w:t>
-      </w:r>
-    </w:p>
-    <w:p>
-      <w:pPr>
-        <w:pStyle w:val="ListParagraph"/>
-        <w:numPr>
-          <w:ilvl w:val="0"/>
-          <w:numId w:val="9"/>
-        </w:numPr>
-        <w:rPr>
-          <w:rFonts w:ascii="Calibri" w:hAnsi="Calibri" w:cs="Calibri"/>
-        </w:rPr>
-      </w:pPr>
-      <w:r>
-        <w:rPr>
-          <w:rFonts w:ascii="Calibri" w:hAnsi="Calibri" w:cs="Calibri"/>
-        </w:rPr>
-        <w:t>deployment names</w:t>
-      </w:r>
-    </w:p>
-    <w:p>
-      <w:pPr>
-        <w:rPr>
-          <w:rFonts w:ascii="Calibri" w:hAnsi="Calibri" w:cs="Calibri"/>
-        </w:rPr>
-      </w:pPr>
-      <w:r>
-        <w:rPr>
-          <w:rFonts w:ascii="Calibri" w:hAnsi="Calibri" w:cs="Calibri"/>
-        </w:rPr>
-        <w:t>Checkpoint</w:t>
-      </w:r>
-      <w:r>
-        <w:rPr>
-          <w:rFonts w:ascii="Calibri" w:hAnsi="Calibri" w:cs="Calibri"/>
-        </w:rPr>
-        <w:t>:</w:t>
-      </w:r>
-    </w:p>
-    <w:p>
-      <w:pPr>
-        <w:rPr>
-          <w:rFonts w:ascii="Calibri" w:hAnsi="Calibri" w:cs="Calibri"/>
-        </w:rPr>
-      </w:pPr>
-      <w:r>
-        <w:rPr>
-          <w:rFonts w:ascii="Calibri" w:hAnsi="Calibri" w:cs="Calibri"/>
-        </w:rPr>
-        <w:t>Students should record:</w:t>
-      </w:r>
-    </w:p>
-    <w:p>
-      <w:pPr>
-        <w:rPr>
-          <w:rFonts w:ascii="Calibri" w:hAnsi="Calibri" w:cs="Calibri"/>
-        </w:rPr>
-      </w:pPr>
-    </w:p>
-    <w:p>
-      <w:pPr>
-        <w:pStyle w:val="ListParagraph"/>
-        <w:numPr>
-          <w:ilvl w:val="0"/>
-          <w:numId w:val="10"/>
-        </w:numPr>
-        <w:rPr>
-          <w:rFonts w:ascii="Calibri" w:hAnsi="Calibri" w:cs="Calibri"/>
-        </w:rPr>
-      </w:pPr>
-      <w:r>
-        <w:rPr>
-          <w:rFonts w:ascii="Calibri" w:hAnsi="Calibri" w:cs="Calibri"/>
-        </w:rPr>
-        <w:lastRenderedPageBreak/>
-        <w:t>AZURE_OPENAI_ENDPOINT</w:t>
-      </w:r>
-    </w:p>
-    <w:p>
-      <w:pPr>
-        <w:pStyle w:val="ListParagraph"/>
-        <w:numPr>
-          <w:ilvl w:val="0"/>
-          <w:numId w:val="10"/>
-        </w:numPr>
-        <w:rPr>
-          <w:rFonts w:ascii="Calibri" w:hAnsi="Calibri" w:cs="Calibri"/>
-        </w:rPr>
-      </w:pPr>
-      <w:r>
-        <w:rPr>
-          <w:rFonts w:ascii="Calibri" w:hAnsi="Calibri" w:cs="Calibri"/>
-        </w:rPr>
-        <w:t>AZURE_OPENAI_API_KEY</w:t>
-      </w:r>
-    </w:p>
-    <w:p>
-      <w:pPr>
-        <w:pStyle w:val="ListParagraph"/>
-        <w:numPr>
-          <w:ilvl w:val="0"/>
-          <w:numId w:val="10"/>
-        </w:numPr>
-        <w:rPr>
-          <w:rFonts w:ascii="Calibri" w:hAnsi="Calibri" w:cs="Calibri"/>
-        </w:rPr>
-      </w:pPr>
-      <w:r>
-        <w:rPr>
-          <w:rFonts w:ascii="Calibri" w:hAnsi="Calibri" w:cs="Calibri"/>
-        </w:rPr>
-        <w:t>EMBEDDING_MODEL_DEPLOYMENT</w:t>
-      </w:r>
-    </w:p>
-    <w:p>
-      <w:pPr>
-        <w:pStyle w:val="ListParagraph"/>
-        <w:numPr>
-          <w:ilvl w:val="0"/>
-          <w:numId w:val="10"/>
-        </w:numPr>
-        <w:rPr>
-          <w:rFonts w:ascii="Calibri" w:hAnsi="Calibri" w:cs="Calibri"/>
-        </w:rPr>
-      </w:pPr>
-      <w:r>
-        <w:rPr>
-          <w:rFonts w:ascii="Calibri" w:hAnsi="Calibri" w:cs="Calibri"/>
-        </w:rPr>
-        <w:t>CHAT_MODEL_DEPLOYMENT</w:t>
-      </w:r>
-    </w:p>
-    <w:p>
-      <w:pPr>
-        <w:rPr>
-          <w:rFonts w:ascii="Calibri" w:hAnsi="Calibri" w:cs="Calibri"/>
-        </w:rPr>
-      </w:pPr>
-    </w:p>
-    <w:p>
-      <w:pPr>
-        <w:rPr>
-          <w:rFonts w:ascii="Calibri" w:hAnsi="Calibri" w:cs="Calibri"/>
+        <w:ind w:left="360"/>
+        <w:rPr>
+          <w:rFonts w:ascii="Calibri" w:hAnsi="Calibri" w:cs="Calibri"/>
+        </w:rPr>
+      </w:pPr>
+      <w:r>
+        <w:rPr>
+          <w:rFonts w:ascii="Calibri" w:hAnsi="Calibri" w:cs="Calibri"/>
+        </w:rPr>
+        <w:drawing>
+          <wp:inline distT="0" distB="0" distL="0" distR="0" wp14:anchorId="7F9CDFAD" wp14:editId="403DF226">
+            <wp:extent cx="5943600" cy="2744470"/>
+            <wp:effectExtent l="0" t="0" r="0" b="0"/>
+            <wp:docPr id="391349373" name="Picture 1"/>
+            <wp:cNvGraphicFramePr>
+              <a:graphicFrameLocks xmlns:a="http://schemas.openxmlformats.org/drawingml/2006/main" noChangeAspect="1"/>
+            </wp:cNvGraphicFramePr>
+            <a:graphic xmlns:a="http://schemas.openxmlformats.org/drawingml/2006/main">
+              <a:graphicData uri="http://schemas.openxmlformats.org/drawingml/2006/picture">
+                <pic:pic xmlns:pic="http://schemas.openxmlformats.org/drawingml/2006/picture">
+                  <pic:nvPicPr>
+                    <pic:cNvPr id="391349373" name=""/>
+                    <pic:cNvPicPr/>
+                  </pic:nvPicPr>
+                  <pic:blipFill>
+                    <a:blip r:embed="rId9"/>
+                    <a:stretch>
+                      <a:fillRect/>
+                    </a:stretch>
+                  </pic:blipFill>
+                  <pic:spPr>
+                    <a:xfrm>
+                      <a:off x="0" y="0"/>
+                      <a:ext cx="5943600" cy="2744470"/>
+                    </a:xfrm>
+                    <a:prstGeom prst="rect">
+                      <a:avLst/>
+                    </a:prstGeom>
+                  </pic:spPr>
+                </pic:pic>
+              </a:graphicData>
+            </a:graphic>
+          </wp:inline>
+        </w:drawing>
+      </w:r>
+    </w:p>
+    <w:p>
+      <w:pPr>
+        <w:ind w:left="360"/>
+        <w:rPr>
+          <w:rFonts w:ascii="Calibri" w:hAnsi="Calibri" w:cs="Calibri"/>
+        </w:rPr>
+      </w:pPr>
+    </w:p>
+    <w:p>
+      <w:pPr>
+        <w:ind w:left="360"/>
+        <w:rPr>
+          <w:rFonts w:ascii="Calibri" w:hAnsi="Calibri" w:cs="Calibri"/>
+        </w:rPr>
+      </w:pPr>
+    </w:p>
+    <w:p>
+      <w:pPr>
+        <w:rPr>
+          <w:rFonts w:ascii="Calibri" w:hAnsi="Calibri" w:cs="Calibri"/>
+        </w:rPr>
+      </w:pPr>
+    </w:p>
+    <w:p>
+      <w:pPr>
+        <w:rPr>
+          <w:rFonts w:ascii="Calibri" w:hAnsi="Calibri" w:cs="Calibri"/>
+          <w:lang w:val="en-US"/>
         </w:rPr>
       </w:pPr>
       <w:r>
@@ -1669,12 +1369,15 @@
           <w:rFonts w:ascii="Calibri" w:hAnsi="Calibri" w:cs="Calibri"/>
           <w:b/>
           <w:bCs/>
-        </w:rPr>
+          <w:lang w:val="en-US"/>
+        </w:rPr>
+        <w:lastRenderedPageBreak/>
         <w:t>Module 3</w:t>
       </w:r>
       <w:r>
         <w:rPr>
           <w:rFonts w:ascii="Calibri" w:hAnsi="Calibri" w:cs="Calibri"/>
+          <w:lang w:val="en-US"/>
         </w:rPr>
         <w:t xml:space="preserve"> — Prepare Source Documents</w:t>
       </w:r>
@@ -1685,6 +1388,7 @@
           <w:rFonts w:ascii="Calibri" w:hAnsi="Calibri" w:cs="Calibri"/>
           <w:b/>
           <w:bCs/>
+          <w:lang w:val="en-US"/>
         </w:rPr>
       </w:pPr>
       <w:r>
@@ -1692,6 +1396,7 @@
           <w:rFonts w:ascii="Calibri" w:hAnsi="Calibri" w:cs="Calibri"/>
           <w:b/>
           <w:bCs/>
+          <w:lang w:val="en-US"/>
         </w:rPr>
         <w:t>Objective</w:t>
       </w:r>
@@ -1838,32 +1543,67 @@
           <w:rFonts w:ascii="Calibri" w:hAnsi="Calibri" w:cs="Calibri"/>
         </w:rPr>
       </w:pPr>
-    </w:p>
-    <w:p>
-      <w:pPr>
-        <w:rPr>
-          <w:rFonts w:ascii="Calibri" w:hAnsi="Calibri" w:cs="Calibri"/>
-        </w:rPr>
-      </w:pPr>
-      <w:r>
-        <w:rPr>
-          <w:rFonts w:ascii="Calibri" w:hAnsi="Calibri" w:cs="Calibri"/>
-        </w:rPr>
-        <w:t>Why chunking matters</w:t>
-      </w:r>
-    </w:p>
-    <w:p>
-      <w:pPr>
-        <w:rPr>
-          <w:rFonts w:ascii="Calibri" w:hAnsi="Calibri" w:cs="Calibri"/>
-        </w:rPr>
-      </w:pPr>
-      <w:r>
-        <w:rPr>
-          <w:rFonts w:ascii="Calibri" w:hAnsi="Calibri" w:cs="Calibri"/>
-        </w:rPr>
-        <w:t>Azure notes that chunking is usually necessary because raw documents are often too large for efficient embedding workflows and token limits.</w:t>
-      </w:r>
+      <w:r>
+        <w:rPr>
+          <w:rFonts w:ascii="Calibri" w:hAnsi="Calibri" w:cs="Calibri"/>
+        </w:rPr>
+        <w:drawing>
+          <wp:inline distT="0" distB="0" distL="0" distR="0" wp14:anchorId="237F70DA" wp14:editId="6B1914E3">
+            <wp:extent cx="5943600" cy="3515360"/>
+            <wp:effectExtent l="0" t="0" r="0" b="8890"/>
+            <wp:docPr id="1427066878" name="Picture 1"/>
+            <wp:cNvGraphicFramePr>
+              <a:graphicFrameLocks xmlns:a="http://schemas.openxmlformats.org/drawingml/2006/main" noChangeAspect="1"/>
+            </wp:cNvGraphicFramePr>
+            <a:graphic xmlns:a="http://schemas.openxmlformats.org/drawingml/2006/main">
+              <a:graphicData uri="http://schemas.openxmlformats.org/drawingml/2006/picture">
+                <pic:pic xmlns:pic="http://schemas.openxmlformats.org/drawingml/2006/picture">
+                  <pic:nvPicPr>
+                    <pic:cNvPr id="1427066878" name=""/>
+                    <pic:cNvPicPr/>
+                  </pic:nvPicPr>
+                  <pic:blipFill>
+                    <a:blip r:embed="rId10"/>
+                    <a:stretch>
+                      <a:fillRect/>
+                    </a:stretch>
+                  </pic:blipFill>
+                  <pic:spPr>
+                    <a:xfrm>
+                      <a:off x="0" y="0"/>
+                      <a:ext cx="5943600" cy="3515360"/>
+                    </a:xfrm>
+                    <a:prstGeom prst="rect">
+                      <a:avLst/>
+                    </a:prstGeom>
+                  </pic:spPr>
+                </pic:pic>
+              </a:graphicData>
+            </a:graphic>
+          </wp:inline>
+        </w:drawing>
+      </w:r>
+    </w:p>
+    <w:p>
+      <w:pPr>
+        <w:rPr>
+          <w:rFonts w:ascii="Calibri" w:hAnsi="Calibri" w:cs="Calibri"/>
+        </w:rPr>
+      </w:pPr>
+    </w:p>
+    <w:p>
+      <w:pPr>
+        <w:rPr>
+          <w:rFonts w:ascii="Calibri" w:hAnsi="Calibri" w:cs="Calibri"/>
+        </w:rPr>
+      </w:pPr>
+    </w:p>
+    <w:p>
+      <w:pPr>
+        <w:rPr>
+          <w:rFonts w:ascii="Calibri" w:hAnsi="Calibri" w:cs="Calibri"/>
+        </w:rPr>
+      </w:pPr>
     </w:p>
     <w:p>
       <w:pPr>
@@ -1886,6 +1626,7 @@
           <w:b/>
           <w:bCs/>
         </w:rPr>
+        <w:lastRenderedPageBreak/>
         <w:t>Module 4 — Create the Search Index</w:t>
       </w:r>
     </w:p>
@@ -1895,12 +1636,6 @@
           <w:rFonts w:ascii="Calibri" w:hAnsi="Calibri" w:cs="Calibri"/>
         </w:rPr>
       </w:pPr>
-      <w:r>
-        <w:rPr>
-          <w:rFonts w:ascii="Calibri" w:hAnsi="Calibri" w:cs="Calibri"/>
-        </w:rPr>
-        <w:t>You can teach this in two ways:</w:t>
-      </w:r>
     </w:p>
     <w:p>
       <w:pPr>
@@ -1916,122 +1651,55 @@
           <w:b/>
           <w:bCs/>
         </w:rPr>
-        <w:t>Option A — Easier / Portal-based</w:t>
-      </w:r>
-    </w:p>
-    <w:p>
-      <w:pPr>
-        <w:rPr>
-          <w:rFonts w:ascii="Calibri" w:hAnsi="Calibri" w:cs="Calibri"/>
-        </w:rPr>
-      </w:pPr>
-      <w:r>
-        <w:rPr>
-          <w:rFonts w:ascii="Calibri" w:hAnsi="Calibri" w:cs="Calibri"/>
-        </w:rPr>
-        <w:t>Use the Import data / Import and vectorize data experience in Azure AI Search.</w:t>
-      </w:r>
-    </w:p>
-    <w:p>
-      <w:pPr>
-        <w:rPr>
-          <w:rFonts w:ascii="Calibri" w:hAnsi="Calibri" w:cs="Calibri"/>
-        </w:rPr>
-      </w:pPr>
-      <w:r>
-        <w:rPr>
-          <w:rFonts w:ascii="Calibri" w:hAnsi="Calibri" w:cs="Calibri"/>
-        </w:rPr>
-        <w:t xml:space="preserve">Azure documents show that the portal </w:t>
-      </w:r>
-      <w:proofErr w:type="spellStart"/>
-      <w:r>
-        <w:rPr>
-          <w:rFonts w:ascii="Calibri" w:hAnsi="Calibri" w:cs="Calibri"/>
-        </w:rPr>
-        <w:t>quickstart</w:t>
-      </w:r>
-      <w:proofErr w:type="spellEnd"/>
-      <w:r>
-        <w:rPr>
-          <w:rFonts w:ascii="Calibri" w:hAnsi="Calibri" w:cs="Calibri"/>
-        </w:rPr>
-        <w:t xml:space="preserve"> supports integrated vectorization, chunking, and vector index creation through the wizard.</w:t>
-      </w:r>
-    </w:p>
-    <w:p>
-      <w:pPr>
-        <w:rPr>
-          <w:rFonts w:ascii="Calibri" w:hAnsi="Calibri" w:cs="Calibri"/>
-        </w:rPr>
-      </w:pPr>
-    </w:p>
-    <w:p>
-      <w:pPr>
+        <w:t>Module</w:t>
+      </w:r>
+      <w:r>
         <w:rPr>
           <w:rFonts w:ascii="Calibri" w:hAnsi="Calibri" w:cs="Calibri"/>
           <w:b/>
           <w:bCs/>
         </w:rPr>
-      </w:pPr>
+        <w:t xml:space="preserve"> 4 &amp;</w:t>
+      </w:r>
       <w:r>
         <w:rPr>
           <w:rFonts w:ascii="Calibri" w:hAnsi="Calibri" w:cs="Calibri"/>
           <w:b/>
           <w:bCs/>
         </w:rPr>
-        <w:lastRenderedPageBreak/>
-        <w:t>Option B — Better for learning</w:t>
-      </w:r>
-    </w:p>
-    <w:p>
-      <w:pPr>
-        <w:rPr>
-          <w:rFonts w:ascii="Calibri" w:hAnsi="Calibri" w:cs="Calibri"/>
-        </w:rPr>
-      </w:pPr>
-      <w:r>
-        <w:rPr>
-          <w:rFonts w:ascii="Calibri" w:hAnsi="Calibri" w:cs="Calibri"/>
-        </w:rPr>
-        <w:t>Create the index manually so students understand the schema.</w:t>
-      </w:r>
-    </w:p>
-    <w:p>
-      <w:pPr>
-        <w:rPr>
-          <w:rFonts w:ascii="Calibri" w:hAnsi="Calibri" w:cs="Calibri"/>
-        </w:rPr>
-      </w:pPr>
-      <w:r>
-        <w:rPr>
-          <w:rFonts w:ascii="Calibri" w:hAnsi="Calibri" w:cs="Calibri"/>
-        </w:rPr>
-        <w:t>I recommend Option B for a class lab.</w:t>
-      </w:r>
-    </w:p>
-    <w:p>
-      <w:pPr>
-        <w:rPr>
-          <w:rFonts w:ascii="Calibri" w:hAnsi="Calibri" w:cs="Calibri"/>
-        </w:rPr>
-      </w:pPr>
-    </w:p>
-    <w:p>
-      <w:pPr>
+        <w:t xml:space="preserve"> 5 —</w:t>
+      </w:r>
+      <w:r>
         <w:rPr>
           <w:rFonts w:ascii="Calibri" w:hAnsi="Calibri" w:cs="Calibri"/>
           <w:b/>
           <w:bCs/>
         </w:rPr>
-      </w:pPr>
+        <w:t xml:space="preserve"> </w:t>
+      </w:r>
       <w:r>
         <w:rPr>
           <w:rFonts w:ascii="Calibri" w:hAnsi="Calibri" w:cs="Calibri"/>
           <w:b/>
           <w:bCs/>
         </w:rPr>
-        <w:t>Module 5 — Design the Vector Index Schema</w:t>
+        <w:t>Create the Search Index</w:t>
+      </w:r>
+      <w:r>
+        <w:rPr>
+          <w:rFonts w:ascii="Calibri" w:hAnsi="Calibri" w:cs="Calibri"/>
+          <w:b/>
+          <w:bCs/>
+        </w:rPr>
+        <w:t xml:space="preserve"> /</w:t>
+      </w:r>
+      <w:r>
+        <w:rPr>
+          <w:rFonts w:ascii="Calibri" w:hAnsi="Calibri" w:cs="Calibri"/>
+          <w:b/>
+          <w:bCs/>
+        </w:rPr>
+        <w:t xml:space="preserve"> Design the Vector Index Schema</w:t>
       </w:r>
     </w:p>
     <w:p>
@@ -2205,781 +1873,77 @@
         <w:rPr>
           <w:rFonts w:ascii="Calibri" w:hAnsi="Calibri" w:cs="Calibri"/>
         </w:rPr>
-        <w:t>Azure AI Search vector indexes are defined through index schemas containing normal fields plus vector fields and vector configuration.</w:t>
-      </w:r>
-    </w:p>
-    <w:p>
-      <w:pPr>
-        <w:rPr>
-          <w:rFonts w:ascii="Calibri" w:hAnsi="Calibri" w:cs="Calibri"/>
-        </w:rPr>
-      </w:pPr>
-    </w:p>
-    <w:p>
-      <w:pPr>
-        <w:rPr>
-          <w:rFonts w:ascii="Calibri" w:hAnsi="Calibri" w:cs="Calibri"/>
-        </w:rPr>
-      </w:pPr>
-      <w:r>
-        <w:rPr>
-          <w:rFonts w:ascii="Calibri" w:hAnsi="Calibri" w:cs="Calibri"/>
-        </w:rPr>
-        <w:t>Logical schema</w:t>
-      </w:r>
-      <w:r>
-        <w:rPr>
-          <w:rFonts w:ascii="Calibri" w:hAnsi="Calibri" w:cs="Calibri"/>
-        </w:rPr>
-        <w:br/>
-      </w:r>
-      <w:r>
-        <w:rPr>
-          <w:rFonts w:ascii="Calibri" w:hAnsi="Calibri" w:cs="Calibri"/>
-        </w:rPr>
-        <w:br/>
-      </w:r>
-      <w:r>
-        <w:rPr>
-          <w:rFonts w:ascii="Calibri" w:hAnsi="Calibri" w:cs="Calibri"/>
-        </w:rPr>
-        <w:t>{</w:t>
-      </w:r>
-    </w:p>
-    <w:p>
-      <w:pPr>
-        <w:rPr>
-          <w:rFonts w:ascii="Calibri" w:hAnsi="Calibri" w:cs="Calibri"/>
-        </w:rPr>
-      </w:pPr>
-      <w:r>
-        <w:rPr>
-          <w:rFonts w:ascii="Calibri" w:hAnsi="Calibri" w:cs="Calibri"/>
-        </w:rPr>
-        <w:t xml:space="preserve">  "name": "hr-policy-index",</w:t>
-      </w:r>
-    </w:p>
-    <w:p>
-      <w:pPr>
-        <w:rPr>
-          <w:rFonts w:ascii="Calibri" w:hAnsi="Calibri" w:cs="Calibri"/>
-        </w:rPr>
-      </w:pPr>
-      <w:r>
-        <w:rPr>
-          <w:rFonts w:ascii="Calibri" w:hAnsi="Calibri" w:cs="Calibri"/>
-        </w:rPr>
-        <w:t xml:space="preserve">  "fields": [</w:t>
-      </w:r>
-    </w:p>
-    <w:p>
-      <w:pPr>
-        <w:rPr>
-          <w:rFonts w:ascii="Calibri" w:hAnsi="Calibri" w:cs="Calibri"/>
-        </w:rPr>
-      </w:pPr>
-      <w:r>
-        <w:rPr>
-          <w:rFonts w:ascii="Calibri" w:hAnsi="Calibri" w:cs="Calibri"/>
-        </w:rPr>
-        <w:t xml:space="preserve">    </w:t>
-      </w:r>
-      <w:proofErr w:type="gramStart"/>
-      <w:r>
-        <w:rPr>
-          <w:rFonts w:ascii="Calibri" w:hAnsi="Calibri" w:cs="Calibri"/>
-        </w:rPr>
-        <w:t>{ "</w:t>
-      </w:r>
-      <w:proofErr w:type="gramEnd"/>
-      <w:r>
-        <w:rPr>
-          <w:rFonts w:ascii="Calibri" w:hAnsi="Calibri" w:cs="Calibri"/>
-        </w:rPr>
-        <w:t>name": "id", "type": "</w:t>
-      </w:r>
-      <w:proofErr w:type="spellStart"/>
-      <w:r>
-        <w:rPr>
-          <w:rFonts w:ascii="Calibri" w:hAnsi="Calibri" w:cs="Calibri"/>
-        </w:rPr>
-        <w:t>Edm.String</w:t>
-      </w:r>
-      <w:proofErr w:type="spellEnd"/>
-      <w:r>
-        <w:rPr>
-          <w:rFonts w:ascii="Calibri" w:hAnsi="Calibri" w:cs="Calibri"/>
-        </w:rPr>
-        <w:t xml:space="preserve">", "key": true, "filterable": </w:t>
-      </w:r>
-      <w:proofErr w:type="gramStart"/>
-      <w:r>
-        <w:rPr>
-          <w:rFonts w:ascii="Calibri" w:hAnsi="Calibri" w:cs="Calibri"/>
-        </w:rPr>
-        <w:t>true }</w:t>
-      </w:r>
-      <w:proofErr w:type="gramEnd"/>
-      <w:r>
-        <w:rPr>
-          <w:rFonts w:ascii="Calibri" w:hAnsi="Calibri" w:cs="Calibri"/>
-        </w:rPr>
-        <w:t>,</w:t>
-      </w:r>
-    </w:p>
-    <w:p>
-      <w:pPr>
-        <w:rPr>
-          <w:rFonts w:ascii="Calibri" w:hAnsi="Calibri" w:cs="Calibri"/>
-        </w:rPr>
-      </w:pPr>
-      <w:r>
-        <w:rPr>
-          <w:rFonts w:ascii="Calibri" w:hAnsi="Calibri" w:cs="Calibri"/>
-        </w:rPr>
-        <w:t xml:space="preserve">    </w:t>
-      </w:r>
-      <w:proofErr w:type="gramStart"/>
-      <w:r>
-        <w:rPr>
-          <w:rFonts w:ascii="Calibri" w:hAnsi="Calibri" w:cs="Calibri"/>
-        </w:rPr>
-        <w:t>{ "</w:t>
-      </w:r>
-      <w:proofErr w:type="gramEnd"/>
-      <w:r>
-        <w:rPr>
-          <w:rFonts w:ascii="Calibri" w:hAnsi="Calibri" w:cs="Calibri"/>
-        </w:rPr>
-        <w:t>name": "title", "type": "</w:t>
-      </w:r>
-      <w:proofErr w:type="spellStart"/>
-      <w:r>
-        <w:rPr>
-          <w:rFonts w:ascii="Calibri" w:hAnsi="Calibri" w:cs="Calibri"/>
-        </w:rPr>
-        <w:t>Edm.String</w:t>
-      </w:r>
-      <w:proofErr w:type="spellEnd"/>
-      <w:r>
-        <w:rPr>
-          <w:rFonts w:ascii="Calibri" w:hAnsi="Calibri" w:cs="Calibri"/>
-        </w:rPr>
-        <w:t xml:space="preserve">", "searchable": </w:t>
-      </w:r>
-      <w:proofErr w:type="gramStart"/>
-      <w:r>
-        <w:rPr>
-          <w:rFonts w:ascii="Calibri" w:hAnsi="Calibri" w:cs="Calibri"/>
-        </w:rPr>
-        <w:t>true }</w:t>
-      </w:r>
-      <w:proofErr w:type="gramEnd"/>
-      <w:r>
-        <w:rPr>
-          <w:rFonts w:ascii="Calibri" w:hAnsi="Calibri" w:cs="Calibri"/>
-        </w:rPr>
-        <w:t>,</w:t>
-      </w:r>
-    </w:p>
-    <w:p>
-      <w:pPr>
-        <w:rPr>
-          <w:rFonts w:ascii="Calibri" w:hAnsi="Calibri" w:cs="Calibri"/>
-        </w:rPr>
-      </w:pPr>
-      <w:r>
-        <w:rPr>
-          <w:rFonts w:ascii="Calibri" w:hAnsi="Calibri" w:cs="Calibri"/>
-        </w:rPr>
-        <w:t xml:space="preserve">    </w:t>
-      </w:r>
-      <w:proofErr w:type="gramStart"/>
-      <w:r>
-        <w:rPr>
-          <w:rFonts w:ascii="Calibri" w:hAnsi="Calibri" w:cs="Calibri"/>
-        </w:rPr>
-        <w:t>{ "</w:t>
-      </w:r>
-      <w:proofErr w:type="gramEnd"/>
-      <w:r>
-        <w:rPr>
-          <w:rFonts w:ascii="Calibri" w:hAnsi="Calibri" w:cs="Calibri"/>
-        </w:rPr>
-        <w:t>name": "content", "type": "</w:t>
-      </w:r>
-      <w:proofErr w:type="spellStart"/>
-      <w:r>
-        <w:rPr>
-          <w:rFonts w:ascii="Calibri" w:hAnsi="Calibri" w:cs="Calibri"/>
-        </w:rPr>
-        <w:t>Edm.String</w:t>
-      </w:r>
-      <w:proofErr w:type="spellEnd"/>
-      <w:r>
-        <w:rPr>
-          <w:rFonts w:ascii="Calibri" w:hAnsi="Calibri" w:cs="Calibri"/>
-        </w:rPr>
-        <w:t xml:space="preserve">", "searchable": </w:t>
-      </w:r>
-      <w:proofErr w:type="gramStart"/>
-      <w:r>
-        <w:rPr>
-          <w:rFonts w:ascii="Calibri" w:hAnsi="Calibri" w:cs="Calibri"/>
-        </w:rPr>
-        <w:t>true }</w:t>
-      </w:r>
-      <w:proofErr w:type="gramEnd"/>
-      <w:r>
-        <w:rPr>
-          <w:rFonts w:ascii="Calibri" w:hAnsi="Calibri" w:cs="Calibri"/>
-        </w:rPr>
-        <w:t>,</w:t>
-      </w:r>
-    </w:p>
-    <w:p>
-      <w:pPr>
-        <w:rPr>
-          <w:rFonts w:ascii="Calibri" w:hAnsi="Calibri" w:cs="Calibri"/>
-        </w:rPr>
-      </w:pPr>
-      <w:r>
-        <w:rPr>
-          <w:rFonts w:ascii="Calibri" w:hAnsi="Calibri" w:cs="Calibri"/>
-        </w:rPr>
-        <w:t xml:space="preserve">    </w:t>
-      </w:r>
-      <w:proofErr w:type="gramStart"/>
-      <w:r>
-        <w:rPr>
-          <w:rFonts w:ascii="Calibri" w:hAnsi="Calibri" w:cs="Calibri"/>
-        </w:rPr>
-        <w:t>{ "</w:t>
-      </w:r>
-      <w:proofErr w:type="gramEnd"/>
-      <w:r>
-        <w:rPr>
-          <w:rFonts w:ascii="Calibri" w:hAnsi="Calibri" w:cs="Calibri"/>
-        </w:rPr>
-        <w:t>name": "category", "type": "</w:t>
-      </w:r>
-      <w:proofErr w:type="spellStart"/>
-      <w:r>
-        <w:rPr>
-          <w:rFonts w:ascii="Calibri" w:hAnsi="Calibri" w:cs="Calibri"/>
-        </w:rPr>
-        <w:t>Edm.String</w:t>
-      </w:r>
-      <w:proofErr w:type="spellEnd"/>
-      <w:r>
-        <w:rPr>
-          <w:rFonts w:ascii="Calibri" w:hAnsi="Calibri" w:cs="Calibri"/>
-        </w:rPr>
-        <w:t>", "filterable": true, "</w:t>
-      </w:r>
-      <w:proofErr w:type="spellStart"/>
-      <w:r>
-        <w:rPr>
-          <w:rFonts w:ascii="Calibri" w:hAnsi="Calibri" w:cs="Calibri"/>
-        </w:rPr>
-        <w:t>facetable</w:t>
-      </w:r>
-      <w:proofErr w:type="spellEnd"/>
-      <w:r>
-        <w:rPr>
-          <w:rFonts w:ascii="Calibri" w:hAnsi="Calibri" w:cs="Calibri"/>
-        </w:rPr>
-        <w:t xml:space="preserve">": </w:t>
-      </w:r>
-      <w:proofErr w:type="gramStart"/>
-      <w:r>
-        <w:rPr>
-          <w:rFonts w:ascii="Calibri" w:hAnsi="Calibri" w:cs="Calibri"/>
-        </w:rPr>
-        <w:t>true }</w:t>
-      </w:r>
-      <w:proofErr w:type="gramEnd"/>
-      <w:r>
-        <w:rPr>
-          <w:rFonts w:ascii="Calibri" w:hAnsi="Calibri" w:cs="Calibri"/>
-        </w:rPr>
-        <w:t>,</w:t>
-      </w:r>
-    </w:p>
-    <w:p>
-      <w:pPr>
-        <w:rPr>
-          <w:rFonts w:ascii="Calibri" w:hAnsi="Calibri" w:cs="Calibri"/>
-        </w:rPr>
-      </w:pPr>
-      <w:r>
-        <w:rPr>
-          <w:rFonts w:ascii="Calibri" w:hAnsi="Calibri" w:cs="Calibri"/>
-        </w:rPr>
-        <w:t xml:space="preserve">    </w:t>
-      </w:r>
-      <w:proofErr w:type="gramStart"/>
-      <w:r>
-        <w:rPr>
-          <w:rFonts w:ascii="Calibri" w:hAnsi="Calibri" w:cs="Calibri"/>
-        </w:rPr>
-        <w:t>{ "</w:t>
-      </w:r>
-      <w:proofErr w:type="gramEnd"/>
-      <w:r>
-        <w:rPr>
-          <w:rFonts w:ascii="Calibri" w:hAnsi="Calibri" w:cs="Calibri"/>
-        </w:rPr>
-        <w:t>name": "</w:t>
-      </w:r>
-      <w:proofErr w:type="spellStart"/>
-      <w:r>
-        <w:rPr>
-          <w:rFonts w:ascii="Calibri" w:hAnsi="Calibri" w:cs="Calibri"/>
-        </w:rPr>
-        <w:t>sourceFile</w:t>
-      </w:r>
-      <w:proofErr w:type="spellEnd"/>
-      <w:r>
-        <w:rPr>
-          <w:rFonts w:ascii="Calibri" w:hAnsi="Calibri" w:cs="Calibri"/>
-        </w:rPr>
-        <w:t>", "type": "</w:t>
-      </w:r>
-      <w:proofErr w:type="spellStart"/>
-      <w:r>
-        <w:rPr>
-          <w:rFonts w:ascii="Calibri" w:hAnsi="Calibri" w:cs="Calibri"/>
-        </w:rPr>
-        <w:t>Edm.String</w:t>
-      </w:r>
-      <w:proofErr w:type="spellEnd"/>
-      <w:r>
-        <w:rPr>
-          <w:rFonts w:ascii="Calibri" w:hAnsi="Calibri" w:cs="Calibri"/>
-        </w:rPr>
-        <w:t xml:space="preserve">", "filterable": </w:t>
-      </w:r>
-      <w:proofErr w:type="gramStart"/>
-      <w:r>
-        <w:rPr>
-          <w:rFonts w:ascii="Calibri" w:hAnsi="Calibri" w:cs="Calibri"/>
-        </w:rPr>
-        <w:t>true }</w:t>
-      </w:r>
-      <w:proofErr w:type="gramEnd"/>
-      <w:r>
-        <w:rPr>
-          <w:rFonts w:ascii="Calibri" w:hAnsi="Calibri" w:cs="Calibri"/>
-        </w:rPr>
-        <w:t>,</w:t>
-      </w:r>
-    </w:p>
-    <w:p>
-      <w:pPr>
-        <w:rPr>
-          <w:rFonts w:ascii="Calibri" w:hAnsi="Calibri" w:cs="Calibri"/>
-        </w:rPr>
-      </w:pPr>
-      <w:r>
-        <w:rPr>
-          <w:rFonts w:ascii="Calibri" w:hAnsi="Calibri" w:cs="Calibri"/>
-        </w:rPr>
-        <w:t xml:space="preserve">    {</w:t>
-      </w:r>
-    </w:p>
-    <w:p>
-      <w:pPr>
-        <w:rPr>
-          <w:rFonts w:ascii="Calibri" w:hAnsi="Calibri" w:cs="Calibri"/>
-        </w:rPr>
-      </w:pPr>
-      <w:r>
-        <w:rPr>
-          <w:rFonts w:ascii="Calibri" w:hAnsi="Calibri" w:cs="Calibri"/>
-        </w:rPr>
-        <w:lastRenderedPageBreak/>
-        <w:t xml:space="preserve">      "name": "</w:t>
-      </w:r>
-      <w:proofErr w:type="spellStart"/>
-      <w:r>
-        <w:rPr>
-          <w:rFonts w:ascii="Calibri" w:hAnsi="Calibri" w:cs="Calibri"/>
-        </w:rPr>
-        <w:t>contentVector</w:t>
-      </w:r>
-      <w:proofErr w:type="spellEnd"/>
-      <w:r>
-        <w:rPr>
-          <w:rFonts w:ascii="Calibri" w:hAnsi="Calibri" w:cs="Calibri"/>
-        </w:rPr>
-        <w:t>",</w:t>
-      </w:r>
-    </w:p>
-    <w:p>
-      <w:pPr>
-        <w:rPr>
-          <w:rFonts w:ascii="Calibri" w:hAnsi="Calibri" w:cs="Calibri"/>
-        </w:rPr>
-      </w:pPr>
-      <w:r>
-        <w:rPr>
-          <w:rFonts w:ascii="Calibri" w:hAnsi="Calibri" w:cs="Calibri"/>
-        </w:rPr>
-        <w:t xml:space="preserve">      "type": "</w:t>
-      </w:r>
-      <w:proofErr w:type="gramStart"/>
-      <w:r>
-        <w:rPr>
-          <w:rFonts w:ascii="Calibri" w:hAnsi="Calibri" w:cs="Calibri"/>
-        </w:rPr>
-        <w:t>Collection(</w:t>
-      </w:r>
-      <w:proofErr w:type="spellStart"/>
-      <w:proofErr w:type="gramEnd"/>
-      <w:r>
-        <w:rPr>
-          <w:rFonts w:ascii="Calibri" w:hAnsi="Calibri" w:cs="Calibri"/>
-        </w:rPr>
-        <w:t>Edm.Single</w:t>
-      </w:r>
-      <w:proofErr w:type="spellEnd"/>
-      <w:r>
-        <w:rPr>
-          <w:rFonts w:ascii="Calibri" w:hAnsi="Calibri" w:cs="Calibri"/>
-        </w:rPr>
-        <w:t>)",</w:t>
-      </w:r>
-    </w:p>
-    <w:p>
-      <w:pPr>
-        <w:rPr>
-          <w:rFonts w:ascii="Calibri" w:hAnsi="Calibri" w:cs="Calibri"/>
-        </w:rPr>
-      </w:pPr>
-      <w:r>
-        <w:rPr>
-          <w:rFonts w:ascii="Calibri" w:hAnsi="Calibri" w:cs="Calibri"/>
-        </w:rPr>
-        <w:t xml:space="preserve">      "searchable": true,</w:t>
-      </w:r>
-    </w:p>
-    <w:p>
-      <w:pPr>
-        <w:rPr>
-          <w:rFonts w:ascii="Calibri" w:hAnsi="Calibri" w:cs="Calibri"/>
-        </w:rPr>
-      </w:pPr>
-      <w:r>
-        <w:rPr>
-          <w:rFonts w:ascii="Calibri" w:hAnsi="Calibri" w:cs="Calibri"/>
-        </w:rPr>
-        <w:t xml:space="preserve">      "dimensions": 1536,</w:t>
-      </w:r>
-    </w:p>
-    <w:p>
-      <w:pPr>
-        <w:rPr>
-          <w:rFonts w:ascii="Calibri" w:hAnsi="Calibri" w:cs="Calibri"/>
-        </w:rPr>
-      </w:pPr>
-      <w:r>
-        <w:rPr>
-          <w:rFonts w:ascii="Calibri" w:hAnsi="Calibri" w:cs="Calibri"/>
-        </w:rPr>
-        <w:t xml:space="preserve">      "</w:t>
-      </w:r>
-      <w:proofErr w:type="spellStart"/>
-      <w:r>
-        <w:rPr>
-          <w:rFonts w:ascii="Calibri" w:hAnsi="Calibri" w:cs="Calibri"/>
-        </w:rPr>
-        <w:t>vectorSearchProfile</w:t>
-      </w:r>
-      <w:proofErr w:type="spellEnd"/>
-      <w:r>
-        <w:rPr>
-          <w:rFonts w:ascii="Calibri" w:hAnsi="Calibri" w:cs="Calibri"/>
-        </w:rPr>
-        <w:t>": "vector-profile"</w:t>
-      </w:r>
-    </w:p>
-    <w:p>
-      <w:pPr>
-        <w:rPr>
-          <w:rFonts w:ascii="Calibri" w:hAnsi="Calibri" w:cs="Calibri"/>
-        </w:rPr>
-      </w:pPr>
-      <w:r>
-        <w:rPr>
-          <w:rFonts w:ascii="Calibri" w:hAnsi="Calibri" w:cs="Calibri"/>
-        </w:rPr>
-        <w:t xml:space="preserve">    }</w:t>
-      </w:r>
-    </w:p>
-    <w:p>
-      <w:pPr>
-        <w:rPr>
-          <w:rFonts w:ascii="Calibri" w:hAnsi="Calibri" w:cs="Calibri"/>
-        </w:rPr>
-      </w:pPr>
-      <w:r>
-        <w:rPr>
-          <w:rFonts w:ascii="Calibri" w:hAnsi="Calibri" w:cs="Calibri"/>
-        </w:rPr>
-        <w:t xml:space="preserve">  ],</w:t>
-      </w:r>
-    </w:p>
-    <w:p>
-      <w:pPr>
-        <w:rPr>
-          <w:rFonts w:ascii="Calibri" w:hAnsi="Calibri" w:cs="Calibri"/>
-        </w:rPr>
-      </w:pPr>
-      <w:r>
-        <w:rPr>
-          <w:rFonts w:ascii="Calibri" w:hAnsi="Calibri" w:cs="Calibri"/>
-        </w:rPr>
-        <w:t xml:space="preserve">  "</w:t>
-      </w:r>
-      <w:proofErr w:type="spellStart"/>
-      <w:r>
-        <w:rPr>
-          <w:rFonts w:ascii="Calibri" w:hAnsi="Calibri" w:cs="Calibri"/>
-        </w:rPr>
-        <w:t>vectorSearch</w:t>
-      </w:r>
-      <w:proofErr w:type="spellEnd"/>
-      <w:r>
-        <w:rPr>
-          <w:rFonts w:ascii="Calibri" w:hAnsi="Calibri" w:cs="Calibri"/>
-        </w:rPr>
-        <w:t>": {</w:t>
-      </w:r>
-    </w:p>
-    <w:p>
-      <w:pPr>
-        <w:rPr>
-          <w:rFonts w:ascii="Calibri" w:hAnsi="Calibri" w:cs="Calibri"/>
-        </w:rPr>
-      </w:pPr>
-      <w:r>
-        <w:rPr>
-          <w:rFonts w:ascii="Calibri" w:hAnsi="Calibri" w:cs="Calibri"/>
-        </w:rPr>
-        <w:t xml:space="preserve">    "algorithms": [</w:t>
-      </w:r>
-    </w:p>
-    <w:p>
-      <w:pPr>
-        <w:rPr>
-          <w:rFonts w:ascii="Calibri" w:hAnsi="Calibri" w:cs="Calibri"/>
-        </w:rPr>
-      </w:pPr>
-      <w:r>
-        <w:rPr>
-          <w:rFonts w:ascii="Calibri" w:hAnsi="Calibri" w:cs="Calibri"/>
-        </w:rPr>
-        <w:t xml:space="preserve">      {</w:t>
-      </w:r>
-    </w:p>
-    <w:p>
-      <w:pPr>
-        <w:rPr>
-          <w:rFonts w:ascii="Calibri" w:hAnsi="Calibri" w:cs="Calibri"/>
-        </w:rPr>
-      </w:pPr>
-      <w:r>
-        <w:rPr>
-          <w:rFonts w:ascii="Calibri" w:hAnsi="Calibri" w:cs="Calibri"/>
-        </w:rPr>
-        <w:t xml:space="preserve">        "name": "</w:t>
-      </w:r>
-      <w:proofErr w:type="spellStart"/>
-      <w:r>
-        <w:rPr>
-          <w:rFonts w:ascii="Calibri" w:hAnsi="Calibri" w:cs="Calibri"/>
-        </w:rPr>
-        <w:t>hnsw</w:t>
-      </w:r>
-      <w:proofErr w:type="spellEnd"/>
-      <w:r>
-        <w:rPr>
-          <w:rFonts w:ascii="Calibri" w:hAnsi="Calibri" w:cs="Calibri"/>
-        </w:rPr>
-        <w:t>-config",</w:t>
-      </w:r>
-    </w:p>
-    <w:p>
-      <w:pPr>
-        <w:rPr>
-          <w:rFonts w:ascii="Calibri" w:hAnsi="Calibri" w:cs="Calibri"/>
-        </w:rPr>
-      </w:pPr>
-      <w:r>
-        <w:rPr>
-          <w:rFonts w:ascii="Calibri" w:hAnsi="Calibri" w:cs="Calibri"/>
-        </w:rPr>
-        <w:t xml:space="preserve">        "kind": "</w:t>
-      </w:r>
-      <w:proofErr w:type="spellStart"/>
-      <w:r>
-        <w:rPr>
-          <w:rFonts w:ascii="Calibri" w:hAnsi="Calibri" w:cs="Calibri"/>
-        </w:rPr>
-        <w:t>hnsw</w:t>
-      </w:r>
-      <w:proofErr w:type="spellEnd"/>
-      <w:r>
-        <w:rPr>
-          <w:rFonts w:ascii="Calibri" w:hAnsi="Calibri" w:cs="Calibri"/>
-        </w:rPr>
-        <w:t>"</w:t>
-      </w:r>
-    </w:p>
-    <w:p>
-      <w:pPr>
-        <w:rPr>
-          <w:rFonts w:ascii="Calibri" w:hAnsi="Calibri" w:cs="Calibri"/>
-        </w:rPr>
-      </w:pPr>
-      <w:r>
-        <w:rPr>
-          <w:rFonts w:ascii="Calibri" w:hAnsi="Calibri" w:cs="Calibri"/>
-        </w:rPr>
-        <w:t xml:space="preserve">      }</w:t>
-      </w:r>
-    </w:p>
-    <w:p>
-      <w:pPr>
-        <w:rPr>
-          <w:rFonts w:ascii="Calibri" w:hAnsi="Calibri" w:cs="Calibri"/>
-        </w:rPr>
-      </w:pPr>
-      <w:r>
-        <w:rPr>
-          <w:rFonts w:ascii="Calibri" w:hAnsi="Calibri" w:cs="Calibri"/>
-        </w:rPr>
-        <w:t xml:space="preserve">    ],</w:t>
-      </w:r>
-    </w:p>
-    <w:p>
-      <w:pPr>
-        <w:rPr>
-          <w:rFonts w:ascii="Calibri" w:hAnsi="Calibri" w:cs="Calibri"/>
-        </w:rPr>
-      </w:pPr>
-      <w:r>
-        <w:rPr>
-          <w:rFonts w:ascii="Calibri" w:hAnsi="Calibri" w:cs="Calibri"/>
-        </w:rPr>
-        <w:t xml:space="preserve">    "profiles": [</w:t>
-      </w:r>
-    </w:p>
-    <w:p>
-      <w:pPr>
-        <w:rPr>
-          <w:rFonts w:ascii="Calibri" w:hAnsi="Calibri" w:cs="Calibri"/>
-        </w:rPr>
-      </w:pPr>
-      <w:r>
-        <w:rPr>
-          <w:rFonts w:ascii="Calibri" w:hAnsi="Calibri" w:cs="Calibri"/>
-        </w:rPr>
-        <w:t xml:space="preserve">      {</w:t>
-      </w:r>
-    </w:p>
-    <w:p>
-      <w:pPr>
-        <w:rPr>
-          <w:rFonts w:ascii="Calibri" w:hAnsi="Calibri" w:cs="Calibri"/>
-        </w:rPr>
-      </w:pPr>
-      <w:r>
-        <w:rPr>
-          <w:rFonts w:ascii="Calibri" w:hAnsi="Calibri" w:cs="Calibri"/>
-        </w:rPr>
-        <w:t xml:space="preserve">        "name": "vector-profile",</w:t>
-      </w:r>
-    </w:p>
-    <w:p>
-      <w:pPr>
-        <w:rPr>
-          <w:rFonts w:ascii="Calibri" w:hAnsi="Calibri" w:cs="Calibri"/>
-        </w:rPr>
-      </w:pPr>
-      <w:r>
-        <w:rPr>
-          <w:rFonts w:ascii="Calibri" w:hAnsi="Calibri" w:cs="Calibri"/>
-        </w:rPr>
-        <w:t xml:space="preserve">        "algorithm": "</w:t>
-      </w:r>
-      <w:proofErr w:type="spellStart"/>
-      <w:r>
-        <w:rPr>
-          <w:rFonts w:ascii="Calibri" w:hAnsi="Calibri" w:cs="Calibri"/>
-        </w:rPr>
-        <w:t>hnsw</w:t>
-      </w:r>
-      <w:proofErr w:type="spellEnd"/>
-      <w:r>
-        <w:rPr>
-          <w:rFonts w:ascii="Calibri" w:hAnsi="Calibri" w:cs="Calibri"/>
-        </w:rPr>
-        <w:t>-config"</w:t>
-      </w:r>
-    </w:p>
-    <w:p>
-      <w:pPr>
-        <w:rPr>
-          <w:rFonts w:ascii="Calibri" w:hAnsi="Calibri" w:cs="Calibri"/>
-        </w:rPr>
-      </w:pPr>
-      <w:r>
-        <w:rPr>
-          <w:rFonts w:ascii="Calibri" w:hAnsi="Calibri" w:cs="Calibri"/>
-        </w:rPr>
-        <w:t xml:space="preserve">      }</w:t>
-      </w:r>
-    </w:p>
-    <w:p>
-      <w:pPr>
-        <w:rPr>
-          <w:rFonts w:ascii="Calibri" w:hAnsi="Calibri" w:cs="Calibri"/>
-        </w:rPr>
-      </w:pPr>
-      <w:r>
-        <w:rPr>
-          <w:rFonts w:ascii="Calibri" w:hAnsi="Calibri" w:cs="Calibri"/>
-        </w:rPr>
-        <w:t xml:space="preserve">    ]</w:t>
-      </w:r>
-    </w:p>
-    <w:p>
-      <w:pPr>
-        <w:rPr>
-          <w:rFonts w:ascii="Calibri" w:hAnsi="Calibri" w:cs="Calibri"/>
-        </w:rPr>
-      </w:pPr>
-      <w:r>
-        <w:rPr>
-          <w:rFonts w:ascii="Calibri" w:hAnsi="Calibri" w:cs="Calibri"/>
-        </w:rPr>
-        <w:t xml:space="preserve">  }</w:t>
-      </w:r>
-    </w:p>
-    <w:p>
-      <w:pPr>
-        <w:rPr>
-          <w:rFonts w:ascii="Calibri" w:hAnsi="Calibri" w:cs="Calibri"/>
-        </w:rPr>
-      </w:pPr>
-      <w:r>
-        <w:rPr>
-          <w:rFonts w:ascii="Calibri" w:hAnsi="Calibri" w:cs="Calibri"/>
-        </w:rPr>
-        <w:t>}</w:t>
-      </w:r>
+        <w:drawing>
+          <wp:inline distT="0" distB="0" distL="0" distR="0" wp14:anchorId="3C43436C" wp14:editId="7B7E62EB">
+            <wp:extent cx="5943600" cy="2743200"/>
+            <wp:effectExtent l="0" t="0" r="0" b="0"/>
+            <wp:docPr id="976628047" name="Picture 1"/>
+            <wp:cNvGraphicFramePr>
+              <a:graphicFrameLocks xmlns:a="http://schemas.openxmlformats.org/drawingml/2006/main" noChangeAspect="1"/>
+            </wp:cNvGraphicFramePr>
+            <a:graphic xmlns:a="http://schemas.openxmlformats.org/drawingml/2006/main">
+              <a:graphicData uri="http://schemas.openxmlformats.org/drawingml/2006/picture">
+                <pic:pic xmlns:pic="http://schemas.openxmlformats.org/drawingml/2006/picture">
+                  <pic:nvPicPr>
+                    <pic:cNvPr id="976628047" name=""/>
+                    <pic:cNvPicPr/>
+                  </pic:nvPicPr>
+                  <pic:blipFill>
+                    <a:blip r:embed="rId11"/>
+                    <a:stretch>
+                      <a:fillRect/>
+                    </a:stretch>
+                  </pic:blipFill>
+                  <pic:spPr>
+                    <a:xfrm>
+                      <a:off x="0" y="0"/>
+                      <a:ext cx="5943600" cy="2743200"/>
+                    </a:xfrm>
+                    <a:prstGeom prst="rect">
+                      <a:avLst/>
+                    </a:prstGeom>
+                  </pic:spPr>
+                </pic:pic>
+              </a:graphicData>
+            </a:graphic>
+          </wp:inline>
+        </w:drawing>
+      </w:r>
+    </w:p>
+    <w:p>
+      <w:pPr>
+        <w:rPr>
+          <w:rFonts w:ascii="Calibri" w:hAnsi="Calibri" w:cs="Calibri"/>
+        </w:rPr>
+      </w:pPr>
+    </w:p>
+    <w:p>
+      <w:pPr>
+        <w:rPr>
+          <w:rFonts w:ascii="Calibri" w:hAnsi="Calibri" w:cs="Calibri"/>
+        </w:rPr>
+      </w:pPr>
+    </w:p>
+    <w:p>
+      <w:pPr>
+        <w:rPr>
+          <w:rFonts w:ascii="Calibri" w:hAnsi="Calibri" w:cs="Calibri"/>
+        </w:rPr>
+      </w:pPr>
+    </w:p>
+    <w:p>
+      <w:pPr>
+        <w:rPr>
+          <w:rFonts w:ascii="Calibri" w:hAnsi="Calibri" w:cs="Calibri"/>
+        </w:rPr>
+      </w:pPr>
+    </w:p>
+    <w:p>
+      <w:pPr>
+        <w:rPr>
+          <w:rFonts w:ascii="Calibri" w:hAnsi="Calibri" w:cs="Calibri"/>
+        </w:rPr>
+      </w:pPr>
     </w:p>
     <w:p>
       <w:pPr>
@@ -3002,6 +1966,7 @@
           <w:b/>
           <w:bCs/>
         </w:rPr>
+        <w:lastRenderedPageBreak/>
         <w:t>Module 6 — Generate Embeddings and Load Documents</w:t>
       </w:r>
     </w:p>
@@ -3045,7 +2010,6 @@
         <w:rPr>
           <w:rFonts w:ascii="Calibri" w:hAnsi="Calibri" w:cs="Calibri"/>
         </w:rPr>
-        <w:lastRenderedPageBreak/>
         <w:t>Approach</w:t>
       </w:r>
     </w:p>
@@ -3150,224 +2114,73 @@
       <w:r>
         <w:rPr>
           <w:rFonts w:ascii="Calibri" w:hAnsi="Calibri" w:cs="Calibri"/>
-        </w:rPr>
-        <w:t>Azure supports both precomputed embeddings and integrated vectorization. This lab uses precomputed embeddings first because it helps students understand the moving parts.</w:t>
-      </w:r>
-    </w:p>
-    <w:p>
-      <w:pPr>
-        <w:rPr>
-          <w:rFonts w:ascii="Calibri" w:hAnsi="Calibri" w:cs="Calibri"/>
-        </w:rPr>
-      </w:pPr>
-    </w:p>
-    <w:p>
-      <w:pPr>
-        <w:rPr>
-          <w:rFonts w:ascii="Calibri" w:hAnsi="Calibri" w:cs="Calibri"/>
-        </w:rPr>
-      </w:pPr>
-      <w:r>
-        <w:rPr>
-          <w:rFonts w:ascii="Calibri" w:hAnsi="Calibri" w:cs="Calibri"/>
-        </w:rPr>
-        <w:t>Python packages</w:t>
-      </w:r>
-    </w:p>
-    <w:p>
-      <w:pPr>
-        <w:rPr>
-          <w:rFonts w:ascii="Calibri" w:hAnsi="Calibri" w:cs="Calibri"/>
-        </w:rPr>
-      </w:pPr>
-      <w:r>
-        <w:rPr>
-          <w:rFonts w:ascii="Calibri" w:hAnsi="Calibri" w:cs="Calibri"/>
-        </w:rPr>
-        <w:t xml:space="preserve">pip install </w:t>
-      </w:r>
-      <w:proofErr w:type="spellStart"/>
-      <w:r>
-        <w:rPr>
-          <w:rFonts w:ascii="Calibri" w:hAnsi="Calibri" w:cs="Calibri"/>
-        </w:rPr>
-        <w:t>openai</w:t>
-      </w:r>
-      <w:proofErr w:type="spellEnd"/>
-      <w:r>
-        <w:rPr>
-          <w:rFonts w:ascii="Calibri" w:hAnsi="Calibri" w:cs="Calibri"/>
-        </w:rPr>
-        <w:t xml:space="preserve"> azure-search-documents python-</w:t>
-      </w:r>
-      <w:proofErr w:type="spellStart"/>
-      <w:r>
-        <w:rPr>
-          <w:rFonts w:ascii="Calibri" w:hAnsi="Calibri" w:cs="Calibri"/>
-        </w:rPr>
-        <w:t>dotenv</w:t>
-      </w:r>
-      <w:proofErr w:type="spellEnd"/>
-    </w:p>
-    <w:p>
-      <w:pPr>
-        <w:rPr>
-          <w:rFonts w:ascii="Calibri" w:hAnsi="Calibri" w:cs="Calibri"/>
-        </w:rPr>
-      </w:pPr>
-    </w:p>
-    <w:p>
-      <w:pPr>
-        <w:rPr>
-          <w:rFonts w:ascii="Calibri" w:hAnsi="Calibri" w:cs="Calibri"/>
-        </w:rPr>
-      </w:pPr>
-      <w:r>
-        <w:rPr>
-          <w:rFonts w:ascii="Calibri" w:hAnsi="Calibri" w:cs="Calibri"/>
-        </w:rPr>
-        <w:t>Azure documentation also notes the newer OpenAI v1 API direction for Azure OpenAI.</w:t>
-      </w:r>
-    </w:p>
-    <w:p>
-      <w:pPr>
-        <w:rPr>
-          <w:rFonts w:ascii="Calibri" w:hAnsi="Calibri" w:cs="Calibri"/>
-        </w:rPr>
-      </w:pPr>
+          <w:highlight w:val="yellow"/>
+        </w:rPr>
+        <w:t xml:space="preserve">Creating upload_docs.py </w:t>
+      </w:r>
       <w:proofErr w:type="gramStart"/>
       <w:r>
         <w:rPr>
           <w:rFonts w:ascii="Calibri" w:hAnsi="Calibri" w:cs="Calibri"/>
-        </w:rPr>
-        <w:t>.env</w:t>
+          <w:highlight w:val="yellow"/>
+        </w:rPr>
+        <w:t>and .env</w:t>
       </w:r>
       <w:proofErr w:type="gramEnd"/>
       <w:r>
         <w:rPr>
           <w:rFonts w:ascii="Calibri" w:hAnsi="Calibri" w:cs="Calibri"/>
-        </w:rPr>
-        <w:t xml:space="preserve"> example</w:t>
-      </w:r>
-    </w:p>
-    <w:p>
-      <w:pPr>
-        <w:rPr>
-          <w:rFonts w:ascii="Calibri" w:hAnsi="Calibri" w:cs="Calibri"/>
-        </w:rPr>
-      </w:pPr>
-    </w:p>
-    <w:p>
-      <w:pPr>
-        <w:rPr>
-          <w:rFonts w:ascii="Calibri" w:hAnsi="Calibri" w:cs="Calibri"/>
-        </w:rPr>
-      </w:pPr>
-      <w:r>
-        <w:rPr>
-          <w:rFonts w:ascii="Calibri" w:hAnsi="Calibri" w:cs="Calibri"/>
-        </w:rPr>
-        <w:t>AZURE_OPENAI_ENDPOINT=...</w:t>
-      </w:r>
-    </w:p>
-    <w:p>
-      <w:pPr>
-        <w:rPr>
-          <w:rFonts w:ascii="Calibri" w:hAnsi="Calibri" w:cs="Calibri"/>
-        </w:rPr>
-      </w:pPr>
-      <w:r>
-        <w:rPr>
-          <w:rFonts w:ascii="Calibri" w:hAnsi="Calibri" w:cs="Calibri"/>
-        </w:rPr>
-        <w:t>AZURE_OPENAI_API_KEY=...</w:t>
-      </w:r>
-    </w:p>
-    <w:p>
-      <w:pPr>
-        <w:rPr>
-          <w:rFonts w:ascii="Calibri" w:hAnsi="Calibri" w:cs="Calibri"/>
-        </w:rPr>
-      </w:pPr>
-      <w:r>
-        <w:rPr>
-          <w:rFonts w:ascii="Calibri" w:hAnsi="Calibri" w:cs="Calibri"/>
-        </w:rPr>
-        <w:t>EMBEDDING_MODEL_DEPLOYMENT=text-embedding-3-small</w:t>
-      </w:r>
-    </w:p>
-    <w:p>
-      <w:pPr>
-        <w:rPr>
-          <w:rFonts w:ascii="Calibri" w:hAnsi="Calibri" w:cs="Calibri"/>
-        </w:rPr>
-      </w:pPr>
-      <w:r>
-        <w:rPr>
-          <w:rFonts w:ascii="Calibri" w:hAnsi="Calibri" w:cs="Calibri"/>
-        </w:rPr>
-        <w:t>CHAT_MODEL_DEPLOYMENT=gpt-4o</w:t>
-      </w:r>
-    </w:p>
-    <w:p>
-      <w:pPr>
-        <w:rPr>
-          <w:rFonts w:ascii="Calibri" w:hAnsi="Calibri" w:cs="Calibri"/>
-        </w:rPr>
-      </w:pPr>
-    </w:p>
-    <w:p>
-      <w:pPr>
-        <w:rPr>
-          <w:rFonts w:ascii="Calibri" w:hAnsi="Calibri" w:cs="Calibri"/>
-        </w:rPr>
-      </w:pPr>
-      <w:r>
-        <w:rPr>
-          <w:rFonts w:ascii="Calibri" w:hAnsi="Calibri" w:cs="Calibri"/>
-        </w:rPr>
-        <w:t>AZURE_SEARCH_ENDPOINT=...</w:t>
-      </w:r>
-    </w:p>
-    <w:p>
-      <w:pPr>
-        <w:rPr>
-          <w:rFonts w:ascii="Calibri" w:hAnsi="Calibri" w:cs="Calibri"/>
-        </w:rPr>
-      </w:pPr>
-      <w:r>
-        <w:rPr>
-          <w:rFonts w:ascii="Calibri" w:hAnsi="Calibri" w:cs="Calibri"/>
-        </w:rPr>
-        <w:t>AZURE_SEARCH_KEY=...</w:t>
-      </w:r>
-    </w:p>
-    <w:p>
-      <w:pPr>
-        <w:rPr>
-          <w:rFonts w:ascii="Calibri" w:hAnsi="Calibri" w:cs="Calibri"/>
-        </w:rPr>
-      </w:pPr>
-      <w:r>
-        <w:rPr>
-          <w:rFonts w:ascii="Calibri" w:hAnsi="Calibri" w:cs="Calibri"/>
-        </w:rPr>
-        <w:t>AZURE_SEARCH_INDEX=hr-policy-index</w:t>
-      </w:r>
-    </w:p>
-    <w:p>
-      <w:pPr>
-        <w:rPr>
-          <w:rFonts w:ascii="Calibri" w:hAnsi="Calibri" w:cs="Calibri"/>
-        </w:rPr>
-      </w:pPr>
-    </w:p>
-    <w:p>
-      <w:pPr>
-        <w:rPr>
-          <w:rFonts w:ascii="Calibri" w:hAnsi="Calibri" w:cs="Calibri"/>
-        </w:rPr>
-      </w:pPr>
+          <w:highlight w:val="yellow"/>
+        </w:rPr>
+        <w:t xml:space="preserve"> and installing dependencies</w:t>
+      </w:r>
+    </w:p>
+    <w:p>
+      <w:pPr>
+        <w:rPr>
+          <w:rFonts w:ascii="Calibri" w:hAnsi="Calibri" w:cs="Calibri"/>
+        </w:rPr>
+      </w:pPr>
+      <w:r>
+        <w:rPr>
+          <w:rFonts w:ascii="Calibri" w:hAnsi="Calibri" w:cs="Calibri"/>
+        </w:rPr>
+        <w:drawing>
+          <wp:inline distT="0" distB="0" distL="0" distR="0" wp14:anchorId="3AA5C5A9" wp14:editId="049CBAA4">
+            <wp:extent cx="5943600" cy="3126740"/>
+            <wp:effectExtent l="0" t="0" r="0" b="0"/>
+            <wp:docPr id="2105234402" name="Picture 1"/>
+            <wp:cNvGraphicFramePr>
+              <a:graphicFrameLocks xmlns:a="http://schemas.openxmlformats.org/drawingml/2006/main" noChangeAspect="1"/>
+            </wp:cNvGraphicFramePr>
+            <a:graphic xmlns:a="http://schemas.openxmlformats.org/drawingml/2006/main">
+              <a:graphicData uri="http://schemas.openxmlformats.org/drawingml/2006/picture">
+                <pic:pic xmlns:pic="http://schemas.openxmlformats.org/drawingml/2006/picture">
+                  <pic:nvPicPr>
+                    <pic:cNvPr id="2105234402" name=""/>
+                    <pic:cNvPicPr/>
+                  </pic:nvPicPr>
+                  <pic:blipFill>
+                    <a:blip r:embed="rId12"/>
+                    <a:stretch>
+                      <a:fillRect/>
+                    </a:stretch>
+                  </pic:blipFill>
+                  <pic:spPr>
+                    <a:xfrm>
+                      <a:off x="0" y="0"/>
+                      <a:ext cx="5943600" cy="3126740"/>
+                    </a:xfrm>
+                    <a:prstGeom prst="rect">
+                      <a:avLst/>
+                    </a:prstGeom>
+                  </pic:spPr>
+                </pic:pic>
+              </a:graphicData>
+            </a:graphic>
+          </wp:inline>
+        </w:drawing>
+      </w:r>
     </w:p>
     <w:p>
       <w:pPr>
@@ -3387,905 +2200,42 @@
           <w:rFonts w:ascii="Calibri" w:hAnsi="Calibri" w:cs="Calibri"/>
         </w:rPr>
         <w:lastRenderedPageBreak/>
-        <w:t xml:space="preserve">import </w:t>
-      </w:r>
-      <w:proofErr w:type="spellStart"/>
-      <w:r>
-        <w:rPr>
-          <w:rFonts w:ascii="Calibri" w:hAnsi="Calibri" w:cs="Calibri"/>
-        </w:rPr>
-        <w:t>os</w:t>
-      </w:r>
-      <w:proofErr w:type="spellEnd"/>
-    </w:p>
-    <w:p>
-      <w:pPr>
-        <w:rPr>
-          <w:rFonts w:ascii="Calibri" w:hAnsi="Calibri" w:cs="Calibri"/>
-        </w:rPr>
-      </w:pPr>
-      <w:r>
-        <w:rPr>
-          <w:rFonts w:ascii="Calibri" w:hAnsi="Calibri" w:cs="Calibri"/>
-        </w:rPr>
-        <w:t xml:space="preserve">from </w:t>
-      </w:r>
-      <w:proofErr w:type="spellStart"/>
-      <w:r>
-        <w:rPr>
-          <w:rFonts w:ascii="Calibri" w:hAnsi="Calibri" w:cs="Calibri"/>
-        </w:rPr>
-        <w:t>openai</w:t>
-      </w:r>
-      <w:proofErr w:type="spellEnd"/>
-      <w:r>
-        <w:rPr>
-          <w:rFonts w:ascii="Calibri" w:hAnsi="Calibri" w:cs="Calibri"/>
-        </w:rPr>
-        <w:t xml:space="preserve"> import OpenAI</w:t>
-      </w:r>
-    </w:p>
-    <w:p>
-      <w:pPr>
-        <w:rPr>
-          <w:rFonts w:ascii="Calibri" w:hAnsi="Calibri" w:cs="Calibri"/>
-        </w:rPr>
-      </w:pPr>
-      <w:r>
-        <w:rPr>
-          <w:rFonts w:ascii="Calibri" w:hAnsi="Calibri" w:cs="Calibri"/>
-        </w:rPr>
-        <w:t xml:space="preserve">from </w:t>
-      </w:r>
-      <w:proofErr w:type="spellStart"/>
-      <w:proofErr w:type="gramStart"/>
-      <w:r>
-        <w:rPr>
-          <w:rFonts w:ascii="Calibri" w:hAnsi="Calibri" w:cs="Calibri"/>
-        </w:rPr>
-        <w:t>azure.core</w:t>
-      </w:r>
-      <w:proofErr w:type="gramEnd"/>
-      <w:r>
-        <w:rPr>
-          <w:rFonts w:ascii="Calibri" w:hAnsi="Calibri" w:cs="Calibri"/>
-        </w:rPr>
-        <w:t>.credentials</w:t>
-      </w:r>
-      <w:proofErr w:type="spellEnd"/>
-      <w:r>
-        <w:rPr>
-          <w:rFonts w:ascii="Calibri" w:hAnsi="Calibri" w:cs="Calibri"/>
-        </w:rPr>
-        <w:t xml:space="preserve"> import </w:t>
-      </w:r>
-      <w:proofErr w:type="spellStart"/>
-      <w:r>
-        <w:rPr>
-          <w:rFonts w:ascii="Calibri" w:hAnsi="Calibri" w:cs="Calibri"/>
-        </w:rPr>
-        <w:t>AzureKeyCredential</w:t>
-      </w:r>
-      <w:proofErr w:type="spellEnd"/>
-    </w:p>
-    <w:p>
-      <w:pPr>
-        <w:rPr>
-          <w:rFonts w:ascii="Calibri" w:hAnsi="Calibri" w:cs="Calibri"/>
-        </w:rPr>
-      </w:pPr>
-      <w:r>
-        <w:rPr>
-          <w:rFonts w:ascii="Calibri" w:hAnsi="Calibri" w:cs="Calibri"/>
-        </w:rPr>
-        <w:t xml:space="preserve">from </w:t>
-      </w:r>
-      <w:proofErr w:type="spellStart"/>
-      <w:proofErr w:type="gramStart"/>
-      <w:r>
-        <w:rPr>
-          <w:rFonts w:ascii="Calibri" w:hAnsi="Calibri" w:cs="Calibri"/>
-        </w:rPr>
-        <w:t>azure.search</w:t>
-      </w:r>
-      <w:proofErr w:type="gramEnd"/>
-      <w:r>
-        <w:rPr>
-          <w:rFonts w:ascii="Calibri" w:hAnsi="Calibri" w:cs="Calibri"/>
-        </w:rPr>
-        <w:t>.documents</w:t>
-      </w:r>
-      <w:proofErr w:type="spellEnd"/>
-      <w:r>
-        <w:rPr>
-          <w:rFonts w:ascii="Calibri" w:hAnsi="Calibri" w:cs="Calibri"/>
-        </w:rPr>
-        <w:t xml:space="preserve"> import </w:t>
-      </w:r>
-      <w:proofErr w:type="spellStart"/>
-      <w:r>
-        <w:rPr>
-          <w:rFonts w:ascii="Calibri" w:hAnsi="Calibri" w:cs="Calibri"/>
-        </w:rPr>
-        <w:t>SearchClient</w:t>
-      </w:r>
-      <w:proofErr w:type="spellEnd"/>
-    </w:p>
-    <w:p>
-      <w:pPr>
-        <w:rPr>
-          <w:rFonts w:ascii="Calibri" w:hAnsi="Calibri" w:cs="Calibri"/>
-        </w:rPr>
-      </w:pPr>
-      <w:r>
-        <w:rPr>
-          <w:rFonts w:ascii="Calibri" w:hAnsi="Calibri" w:cs="Calibri"/>
-        </w:rPr>
-        <w:t xml:space="preserve">from </w:t>
-      </w:r>
-      <w:proofErr w:type="spellStart"/>
-      <w:r>
-        <w:rPr>
-          <w:rFonts w:ascii="Calibri" w:hAnsi="Calibri" w:cs="Calibri"/>
-        </w:rPr>
-        <w:t>dotenv</w:t>
-      </w:r>
-      <w:proofErr w:type="spellEnd"/>
-      <w:r>
-        <w:rPr>
-          <w:rFonts w:ascii="Calibri" w:hAnsi="Calibri" w:cs="Calibri"/>
-        </w:rPr>
-        <w:t xml:space="preserve"> import </w:t>
-      </w:r>
-      <w:proofErr w:type="spellStart"/>
-      <w:r>
-        <w:rPr>
-          <w:rFonts w:ascii="Calibri" w:hAnsi="Calibri" w:cs="Calibri"/>
-        </w:rPr>
-        <w:t>load_dotenv</w:t>
-      </w:r>
-      <w:proofErr w:type="spellEnd"/>
-    </w:p>
-    <w:p>
-      <w:pPr>
-        <w:rPr>
-          <w:rFonts w:ascii="Calibri" w:hAnsi="Calibri" w:cs="Calibri"/>
-        </w:rPr>
-      </w:pPr>
-    </w:p>
-    <w:p>
-      <w:pPr>
-        <w:rPr>
-          <w:rFonts w:ascii="Calibri" w:hAnsi="Calibri" w:cs="Calibri"/>
-        </w:rPr>
-      </w:pPr>
-      <w:proofErr w:type="spellStart"/>
-      <w:r>
-        <w:rPr>
-          <w:rFonts w:ascii="Calibri" w:hAnsi="Calibri" w:cs="Calibri"/>
-        </w:rPr>
-        <w:t>load_</w:t>
-      </w:r>
-      <w:proofErr w:type="gramStart"/>
-      <w:r>
-        <w:rPr>
-          <w:rFonts w:ascii="Calibri" w:hAnsi="Calibri" w:cs="Calibri"/>
-        </w:rPr>
-        <w:t>dotenv</w:t>
-      </w:r>
-      <w:proofErr w:type="spellEnd"/>
-      <w:r>
-        <w:rPr>
-          <w:rFonts w:ascii="Calibri" w:hAnsi="Calibri" w:cs="Calibri"/>
-        </w:rPr>
-        <w:t>(</w:t>
-      </w:r>
-      <w:proofErr w:type="gramEnd"/>
-      <w:r>
-        <w:rPr>
-          <w:rFonts w:ascii="Calibri" w:hAnsi="Calibri" w:cs="Calibri"/>
-        </w:rPr>
-        <w:t>)</w:t>
-      </w:r>
-    </w:p>
-    <w:p>
-      <w:pPr>
-        <w:rPr>
-          <w:rFonts w:ascii="Calibri" w:hAnsi="Calibri" w:cs="Calibri"/>
-        </w:rPr>
-      </w:pPr>
-    </w:p>
-    <w:p>
-      <w:pPr>
-        <w:rPr>
-          <w:rFonts w:ascii="Calibri" w:hAnsi="Calibri" w:cs="Calibri"/>
-        </w:rPr>
-      </w:pPr>
-      <w:proofErr w:type="spellStart"/>
-      <w:r>
-        <w:rPr>
-          <w:rFonts w:ascii="Calibri" w:hAnsi="Calibri" w:cs="Calibri"/>
-        </w:rPr>
-        <w:t>openai_client</w:t>
-      </w:r>
-      <w:proofErr w:type="spellEnd"/>
-      <w:r>
-        <w:rPr>
-          <w:rFonts w:ascii="Calibri" w:hAnsi="Calibri" w:cs="Calibri"/>
-        </w:rPr>
-        <w:t xml:space="preserve"> = </w:t>
-      </w:r>
-      <w:proofErr w:type="gramStart"/>
-      <w:r>
-        <w:rPr>
-          <w:rFonts w:ascii="Calibri" w:hAnsi="Calibri" w:cs="Calibri"/>
-        </w:rPr>
-        <w:t>OpenAI(</w:t>
-      </w:r>
-      <w:proofErr w:type="gramEnd"/>
-    </w:p>
-    <w:p>
-      <w:pPr>
-        <w:rPr>
-          <w:rFonts w:ascii="Calibri" w:hAnsi="Calibri" w:cs="Calibri"/>
-        </w:rPr>
-      </w:pPr>
-      <w:r>
-        <w:rPr>
-          <w:rFonts w:ascii="Calibri" w:hAnsi="Calibri" w:cs="Calibri"/>
-        </w:rPr>
-        <w:t xml:space="preserve">    </w:t>
-      </w:r>
-      <w:proofErr w:type="spellStart"/>
-      <w:r>
-        <w:rPr>
-          <w:rFonts w:ascii="Calibri" w:hAnsi="Calibri" w:cs="Calibri"/>
-        </w:rPr>
-        <w:t>api_key</w:t>
-      </w:r>
-      <w:proofErr w:type="spellEnd"/>
-      <w:r>
-        <w:rPr>
-          <w:rFonts w:ascii="Calibri" w:hAnsi="Calibri" w:cs="Calibri"/>
-        </w:rPr>
-        <w:t>=</w:t>
-      </w:r>
-      <w:proofErr w:type="spellStart"/>
-      <w:proofErr w:type="gramStart"/>
-      <w:r>
-        <w:rPr>
-          <w:rFonts w:ascii="Calibri" w:hAnsi="Calibri" w:cs="Calibri"/>
-        </w:rPr>
-        <w:t>os.getenv</w:t>
-      </w:r>
-      <w:proofErr w:type="spellEnd"/>
-      <w:proofErr w:type="gramEnd"/>
-      <w:r>
-        <w:rPr>
-          <w:rFonts w:ascii="Calibri" w:hAnsi="Calibri" w:cs="Calibri"/>
-        </w:rPr>
-        <w:t>("AZURE_OPENAI_API_KEY"),</w:t>
-      </w:r>
-    </w:p>
-    <w:p>
-      <w:pPr>
-        <w:rPr>
-          <w:rFonts w:ascii="Calibri" w:hAnsi="Calibri" w:cs="Calibri"/>
-        </w:rPr>
-      </w:pPr>
-      <w:r>
-        <w:rPr>
-          <w:rFonts w:ascii="Calibri" w:hAnsi="Calibri" w:cs="Calibri"/>
-        </w:rPr>
-        <w:t xml:space="preserve">    base_url=f"{</w:t>
-      </w:r>
-      <w:proofErr w:type="gramStart"/>
-      <w:r>
-        <w:rPr>
-          <w:rFonts w:ascii="Calibri" w:hAnsi="Calibri" w:cs="Calibri"/>
-        </w:rPr>
-        <w:t>os.getenv</w:t>
-      </w:r>
-      <w:proofErr w:type="gramEnd"/>
-      <w:r>
-        <w:rPr>
-          <w:rFonts w:ascii="Calibri" w:hAnsi="Calibri" w:cs="Calibri"/>
-        </w:rPr>
-        <w:t>('AZURE_OPENAI_ENDPOINT'</w:t>
-      </w:r>
-      <w:proofErr w:type="gramStart"/>
-      <w:r>
-        <w:rPr>
-          <w:rFonts w:ascii="Calibri" w:hAnsi="Calibri" w:cs="Calibri"/>
-        </w:rPr>
-        <w:t>).rstrip</w:t>
-      </w:r>
-      <w:proofErr w:type="gramEnd"/>
-      <w:r>
-        <w:rPr>
-          <w:rFonts w:ascii="Calibri" w:hAnsi="Calibri" w:cs="Calibri"/>
-        </w:rPr>
-        <w:t>('/')}/openai/v1/"</w:t>
-      </w:r>
-    </w:p>
-    <w:p>
-      <w:pPr>
-        <w:rPr>
-          <w:rFonts w:ascii="Calibri" w:hAnsi="Calibri" w:cs="Calibri"/>
-        </w:rPr>
-      </w:pPr>
-      <w:r>
-        <w:rPr>
-          <w:rFonts w:ascii="Calibri" w:hAnsi="Calibri" w:cs="Calibri"/>
-        </w:rPr>
-        <w:t>)</w:t>
-      </w:r>
-    </w:p>
-    <w:p>
-      <w:pPr>
-        <w:rPr>
-          <w:rFonts w:ascii="Calibri" w:hAnsi="Calibri" w:cs="Calibri"/>
-        </w:rPr>
-      </w:pPr>
-    </w:p>
-    <w:p>
-      <w:pPr>
-        <w:rPr>
-          <w:rFonts w:ascii="Calibri" w:hAnsi="Calibri" w:cs="Calibri"/>
-        </w:rPr>
-      </w:pPr>
-      <w:proofErr w:type="spellStart"/>
-      <w:r>
-        <w:rPr>
-          <w:rFonts w:ascii="Calibri" w:hAnsi="Calibri" w:cs="Calibri"/>
-        </w:rPr>
-        <w:t>search_client</w:t>
-      </w:r>
-      <w:proofErr w:type="spellEnd"/>
-      <w:r>
-        <w:rPr>
-          <w:rFonts w:ascii="Calibri" w:hAnsi="Calibri" w:cs="Calibri"/>
-        </w:rPr>
-        <w:t xml:space="preserve"> = </w:t>
-      </w:r>
-      <w:proofErr w:type="spellStart"/>
-      <w:proofErr w:type="gramStart"/>
-      <w:r>
-        <w:rPr>
-          <w:rFonts w:ascii="Calibri" w:hAnsi="Calibri" w:cs="Calibri"/>
-        </w:rPr>
-        <w:t>SearchClient</w:t>
-      </w:r>
-      <w:proofErr w:type="spellEnd"/>
-      <w:r>
-        <w:rPr>
-          <w:rFonts w:ascii="Calibri" w:hAnsi="Calibri" w:cs="Calibri"/>
-        </w:rPr>
-        <w:t>(</w:t>
-      </w:r>
-      <w:proofErr w:type="gramEnd"/>
-    </w:p>
-    <w:p>
-      <w:pPr>
-        <w:rPr>
-          <w:rFonts w:ascii="Calibri" w:hAnsi="Calibri" w:cs="Calibri"/>
-        </w:rPr>
-      </w:pPr>
-      <w:r>
-        <w:rPr>
-          <w:rFonts w:ascii="Calibri" w:hAnsi="Calibri" w:cs="Calibri"/>
-        </w:rPr>
-        <w:t xml:space="preserve">    endpoint=</w:t>
-      </w:r>
-      <w:proofErr w:type="spellStart"/>
-      <w:proofErr w:type="gramStart"/>
-      <w:r>
-        <w:rPr>
-          <w:rFonts w:ascii="Calibri" w:hAnsi="Calibri" w:cs="Calibri"/>
-        </w:rPr>
-        <w:t>os.getenv</w:t>
-      </w:r>
-      <w:proofErr w:type="spellEnd"/>
-      <w:proofErr w:type="gramEnd"/>
-      <w:r>
-        <w:rPr>
-          <w:rFonts w:ascii="Calibri" w:hAnsi="Calibri" w:cs="Calibri"/>
-        </w:rPr>
-        <w:t>("AZURE_SEARCH_ENDPOINT"),</w:t>
-      </w:r>
-    </w:p>
-    <w:p>
-      <w:pPr>
-        <w:rPr>
-          <w:rFonts w:ascii="Calibri" w:hAnsi="Calibri" w:cs="Calibri"/>
-        </w:rPr>
-      </w:pPr>
-      <w:r>
-        <w:rPr>
-          <w:rFonts w:ascii="Calibri" w:hAnsi="Calibri" w:cs="Calibri"/>
-        </w:rPr>
-        <w:t xml:space="preserve">    </w:t>
-      </w:r>
-      <w:proofErr w:type="spellStart"/>
-      <w:r>
-        <w:rPr>
-          <w:rFonts w:ascii="Calibri" w:hAnsi="Calibri" w:cs="Calibri"/>
-        </w:rPr>
-        <w:t>index_name</w:t>
-      </w:r>
-      <w:proofErr w:type="spellEnd"/>
-      <w:r>
-        <w:rPr>
-          <w:rFonts w:ascii="Calibri" w:hAnsi="Calibri" w:cs="Calibri"/>
-        </w:rPr>
-        <w:t>=</w:t>
-      </w:r>
-      <w:proofErr w:type="spellStart"/>
-      <w:proofErr w:type="gramStart"/>
-      <w:r>
-        <w:rPr>
-          <w:rFonts w:ascii="Calibri" w:hAnsi="Calibri" w:cs="Calibri"/>
-        </w:rPr>
-        <w:t>os.getenv</w:t>
-      </w:r>
-      <w:proofErr w:type="spellEnd"/>
-      <w:proofErr w:type="gramEnd"/>
-      <w:r>
-        <w:rPr>
-          <w:rFonts w:ascii="Calibri" w:hAnsi="Calibri" w:cs="Calibri"/>
-        </w:rPr>
-        <w:t>("AZURE_SEARCH_INDEX"),</w:t>
-      </w:r>
-    </w:p>
-    <w:p>
-      <w:pPr>
-        <w:rPr>
-          <w:rFonts w:ascii="Calibri" w:hAnsi="Calibri" w:cs="Calibri"/>
-        </w:rPr>
-      </w:pPr>
-      <w:r>
-        <w:rPr>
-          <w:rFonts w:ascii="Calibri" w:hAnsi="Calibri" w:cs="Calibri"/>
-        </w:rPr>
-        <w:t xml:space="preserve">    credential=</w:t>
-      </w:r>
-      <w:proofErr w:type="spellStart"/>
-      <w:r>
-        <w:rPr>
-          <w:rFonts w:ascii="Calibri" w:hAnsi="Calibri" w:cs="Calibri"/>
-        </w:rPr>
-        <w:t>AzureKeyCredential</w:t>
-      </w:r>
-      <w:proofErr w:type="spellEnd"/>
-      <w:r>
-        <w:rPr>
-          <w:rFonts w:ascii="Calibri" w:hAnsi="Calibri" w:cs="Calibri"/>
-        </w:rPr>
-        <w:t>(</w:t>
-      </w:r>
-      <w:proofErr w:type="spellStart"/>
-      <w:proofErr w:type="gramStart"/>
-      <w:r>
-        <w:rPr>
-          <w:rFonts w:ascii="Calibri" w:hAnsi="Calibri" w:cs="Calibri"/>
-        </w:rPr>
-        <w:t>os.getenv</w:t>
-      </w:r>
-      <w:proofErr w:type="spellEnd"/>
-      <w:proofErr w:type="gramEnd"/>
-      <w:r>
-        <w:rPr>
-          <w:rFonts w:ascii="Calibri" w:hAnsi="Calibri" w:cs="Calibri"/>
-        </w:rPr>
-        <w:t>("AZURE_SEARCH_KEY"))</w:t>
-      </w:r>
-    </w:p>
-    <w:p>
-      <w:pPr>
-        <w:rPr>
-          <w:rFonts w:ascii="Calibri" w:hAnsi="Calibri" w:cs="Calibri"/>
-        </w:rPr>
-      </w:pPr>
-      <w:r>
-        <w:rPr>
-          <w:rFonts w:ascii="Calibri" w:hAnsi="Calibri" w:cs="Calibri"/>
-        </w:rPr>
-        <w:t>)</w:t>
-      </w:r>
-    </w:p>
-    <w:p>
-      <w:pPr>
-        <w:rPr>
-          <w:rFonts w:ascii="Calibri" w:hAnsi="Calibri" w:cs="Calibri"/>
-        </w:rPr>
-      </w:pPr>
-    </w:p>
-    <w:p>
-      <w:pPr>
-        <w:rPr>
-          <w:rFonts w:ascii="Calibri" w:hAnsi="Calibri" w:cs="Calibri"/>
-        </w:rPr>
-      </w:pPr>
-      <w:r>
-        <w:rPr>
-          <w:rFonts w:ascii="Calibri" w:hAnsi="Calibri" w:cs="Calibri"/>
-        </w:rPr>
-        <w:t xml:space="preserve">def </w:t>
-      </w:r>
-      <w:proofErr w:type="spellStart"/>
-      <w:r>
-        <w:rPr>
-          <w:rFonts w:ascii="Calibri" w:hAnsi="Calibri" w:cs="Calibri"/>
-        </w:rPr>
-        <w:t>chunk_</w:t>
-      </w:r>
-      <w:proofErr w:type="gramStart"/>
-      <w:r>
-        <w:rPr>
-          <w:rFonts w:ascii="Calibri" w:hAnsi="Calibri" w:cs="Calibri"/>
-        </w:rPr>
-        <w:t>text</w:t>
-      </w:r>
-      <w:proofErr w:type="spellEnd"/>
-      <w:r>
-        <w:rPr>
-          <w:rFonts w:ascii="Calibri" w:hAnsi="Calibri" w:cs="Calibri"/>
-        </w:rPr>
-        <w:t>(</w:t>
-      </w:r>
-      <w:proofErr w:type="gramEnd"/>
-      <w:r>
-        <w:rPr>
-          <w:rFonts w:ascii="Calibri" w:hAnsi="Calibri" w:cs="Calibri"/>
-        </w:rPr>
-        <w:t xml:space="preserve">text, </w:t>
-      </w:r>
-      <w:proofErr w:type="spellStart"/>
-      <w:r>
-        <w:rPr>
-          <w:rFonts w:ascii="Calibri" w:hAnsi="Calibri" w:cs="Calibri"/>
-        </w:rPr>
-        <w:t>chunk_size</w:t>
-      </w:r>
-      <w:proofErr w:type="spellEnd"/>
-      <w:r>
-        <w:rPr>
-          <w:rFonts w:ascii="Calibri" w:hAnsi="Calibri" w:cs="Calibri"/>
-        </w:rPr>
-        <w:t>=800):</w:t>
-      </w:r>
-    </w:p>
-    <w:p>
-      <w:pPr>
-        <w:rPr>
-          <w:rFonts w:ascii="Calibri" w:hAnsi="Calibri" w:cs="Calibri"/>
-        </w:rPr>
-      </w:pPr>
-      <w:r>
-        <w:rPr>
-          <w:rFonts w:ascii="Calibri" w:hAnsi="Calibri" w:cs="Calibri"/>
-        </w:rPr>
-        <w:t xml:space="preserve">    chunks = []</w:t>
-      </w:r>
-    </w:p>
-    <w:p>
-      <w:pPr>
-        <w:rPr>
-          <w:rFonts w:ascii="Calibri" w:hAnsi="Calibri" w:cs="Calibri"/>
-        </w:rPr>
-      </w:pPr>
-      <w:r>
-        <w:rPr>
-          <w:rFonts w:ascii="Calibri" w:hAnsi="Calibri" w:cs="Calibri"/>
-        </w:rPr>
-        <w:t xml:space="preserve">    start = 0</w:t>
-      </w:r>
-    </w:p>
-    <w:p>
-      <w:pPr>
-        <w:rPr>
-          <w:rFonts w:ascii="Calibri" w:hAnsi="Calibri" w:cs="Calibri"/>
-        </w:rPr>
-      </w:pPr>
-      <w:r>
-        <w:rPr>
-          <w:rFonts w:ascii="Calibri" w:hAnsi="Calibri" w:cs="Calibri"/>
-        </w:rPr>
-        <w:t xml:space="preserve">    while start &lt; </w:t>
-      </w:r>
-      <w:proofErr w:type="spellStart"/>
-      <w:r>
-        <w:rPr>
-          <w:rFonts w:ascii="Calibri" w:hAnsi="Calibri" w:cs="Calibri"/>
-        </w:rPr>
-        <w:t>len</w:t>
-      </w:r>
-      <w:proofErr w:type="spellEnd"/>
-      <w:r>
-        <w:rPr>
-          <w:rFonts w:ascii="Calibri" w:hAnsi="Calibri" w:cs="Calibri"/>
-        </w:rPr>
-        <w:t>(text):</w:t>
-      </w:r>
-    </w:p>
-    <w:p>
-      <w:pPr>
-        <w:rPr>
-          <w:rFonts w:ascii="Calibri" w:hAnsi="Calibri" w:cs="Calibri"/>
-        </w:rPr>
-      </w:pPr>
-      <w:r>
-        <w:rPr>
-          <w:rFonts w:ascii="Calibri" w:hAnsi="Calibri" w:cs="Calibri"/>
-        </w:rPr>
-        <w:t xml:space="preserve">        </w:t>
-      </w:r>
-      <w:proofErr w:type="spellStart"/>
-      <w:proofErr w:type="gramStart"/>
-      <w:r>
-        <w:rPr>
-          <w:rFonts w:ascii="Calibri" w:hAnsi="Calibri" w:cs="Calibri"/>
-        </w:rPr>
-        <w:t>chunks.append</w:t>
-      </w:r>
-      <w:proofErr w:type="spellEnd"/>
-      <w:proofErr w:type="gramEnd"/>
-      <w:r>
-        <w:rPr>
-          <w:rFonts w:ascii="Calibri" w:hAnsi="Calibri" w:cs="Calibri"/>
-        </w:rPr>
-        <w:t>(text[</w:t>
-      </w:r>
-      <w:proofErr w:type="spellStart"/>
-      <w:proofErr w:type="gramStart"/>
-      <w:r>
-        <w:rPr>
-          <w:rFonts w:ascii="Calibri" w:hAnsi="Calibri" w:cs="Calibri"/>
-        </w:rPr>
-        <w:t>start:start</w:t>
-      </w:r>
-      <w:proofErr w:type="gramEnd"/>
-      <w:r>
-        <w:rPr>
-          <w:rFonts w:ascii="Calibri" w:hAnsi="Calibri" w:cs="Calibri"/>
-        </w:rPr>
-        <w:t>+chunk_size</w:t>
-      </w:r>
-      <w:proofErr w:type="spellEnd"/>
-      <w:r>
-        <w:rPr>
-          <w:rFonts w:ascii="Calibri" w:hAnsi="Calibri" w:cs="Calibri"/>
-        </w:rPr>
-        <w:t>])</w:t>
-      </w:r>
-    </w:p>
-    <w:p>
-      <w:pPr>
-        <w:rPr>
-          <w:rFonts w:ascii="Calibri" w:hAnsi="Calibri" w:cs="Calibri"/>
-        </w:rPr>
-      </w:pPr>
-      <w:r>
-        <w:rPr>
-          <w:rFonts w:ascii="Calibri" w:hAnsi="Calibri" w:cs="Calibri"/>
-        </w:rPr>
-        <w:t xml:space="preserve">        start += </w:t>
-      </w:r>
-      <w:proofErr w:type="spellStart"/>
-      <w:r>
-        <w:rPr>
-          <w:rFonts w:ascii="Calibri" w:hAnsi="Calibri" w:cs="Calibri"/>
-        </w:rPr>
-        <w:t>chunk_size</w:t>
-      </w:r>
-      <w:proofErr w:type="spellEnd"/>
-    </w:p>
-    <w:p>
-      <w:pPr>
-        <w:rPr>
-          <w:rFonts w:ascii="Calibri" w:hAnsi="Calibri" w:cs="Calibri"/>
-        </w:rPr>
-      </w:pPr>
-      <w:r>
-        <w:rPr>
-          <w:rFonts w:ascii="Calibri" w:hAnsi="Calibri" w:cs="Calibri"/>
-        </w:rPr>
-        <w:t xml:space="preserve">    return chunks</w:t>
-      </w:r>
-    </w:p>
-    <w:p>
-      <w:pPr>
-        <w:rPr>
-          <w:rFonts w:ascii="Calibri" w:hAnsi="Calibri" w:cs="Calibri"/>
-        </w:rPr>
-      </w:pPr>
-    </w:p>
-    <w:p>
-      <w:pPr>
-        <w:rPr>
-          <w:rFonts w:ascii="Calibri" w:hAnsi="Calibri" w:cs="Calibri"/>
-        </w:rPr>
-      </w:pPr>
-      <w:r>
-        <w:rPr>
-          <w:rFonts w:ascii="Calibri" w:hAnsi="Calibri" w:cs="Calibri"/>
-        </w:rPr>
-        <w:t xml:space="preserve">def </w:t>
-      </w:r>
-      <w:proofErr w:type="spellStart"/>
-      <w:r>
-        <w:rPr>
-          <w:rFonts w:ascii="Calibri" w:hAnsi="Calibri" w:cs="Calibri"/>
-        </w:rPr>
-        <w:t>get_embedding</w:t>
-      </w:r>
-      <w:proofErr w:type="spellEnd"/>
-      <w:r>
-        <w:rPr>
-          <w:rFonts w:ascii="Calibri" w:hAnsi="Calibri" w:cs="Calibri"/>
-        </w:rPr>
-        <w:t>(text):</w:t>
-      </w:r>
-    </w:p>
-    <w:p>
-      <w:pPr>
-        <w:rPr>
-          <w:rFonts w:ascii="Calibri" w:hAnsi="Calibri" w:cs="Calibri"/>
-        </w:rPr>
-      </w:pPr>
-      <w:r>
-        <w:rPr>
-          <w:rFonts w:ascii="Calibri" w:hAnsi="Calibri" w:cs="Calibri"/>
-        </w:rPr>
-        <w:t xml:space="preserve">    response = </w:t>
-      </w:r>
-      <w:proofErr w:type="spellStart"/>
-      <w:r>
-        <w:rPr>
-          <w:rFonts w:ascii="Calibri" w:hAnsi="Calibri" w:cs="Calibri"/>
-        </w:rPr>
-        <w:t>openai_</w:t>
-      </w:r>
-      <w:proofErr w:type="gramStart"/>
-      <w:r>
-        <w:rPr>
-          <w:rFonts w:ascii="Calibri" w:hAnsi="Calibri" w:cs="Calibri"/>
-        </w:rPr>
-        <w:t>client.embeddings</w:t>
-      </w:r>
-      <w:proofErr w:type="gramEnd"/>
-      <w:r>
-        <w:rPr>
-          <w:rFonts w:ascii="Calibri" w:hAnsi="Calibri" w:cs="Calibri"/>
-        </w:rPr>
-        <w:t>.</w:t>
-      </w:r>
-      <w:proofErr w:type="gramStart"/>
-      <w:r>
-        <w:rPr>
-          <w:rFonts w:ascii="Calibri" w:hAnsi="Calibri" w:cs="Calibri"/>
-        </w:rPr>
-        <w:t>create</w:t>
-      </w:r>
-      <w:proofErr w:type="spellEnd"/>
-      <w:r>
-        <w:rPr>
-          <w:rFonts w:ascii="Calibri" w:hAnsi="Calibri" w:cs="Calibri"/>
-        </w:rPr>
-        <w:t>(</w:t>
-      </w:r>
-      <w:proofErr w:type="gramEnd"/>
-    </w:p>
-    <w:p>
-      <w:pPr>
-        <w:rPr>
-          <w:rFonts w:ascii="Calibri" w:hAnsi="Calibri" w:cs="Calibri"/>
-        </w:rPr>
-      </w:pPr>
-      <w:r>
-        <w:rPr>
-          <w:rFonts w:ascii="Calibri" w:hAnsi="Calibri" w:cs="Calibri"/>
-        </w:rPr>
-        <w:t xml:space="preserve">        model=</w:t>
-      </w:r>
-      <w:proofErr w:type="spellStart"/>
-      <w:proofErr w:type="gramStart"/>
-      <w:r>
-        <w:rPr>
-          <w:rFonts w:ascii="Calibri" w:hAnsi="Calibri" w:cs="Calibri"/>
-        </w:rPr>
-        <w:t>os.getenv</w:t>
-      </w:r>
-      <w:proofErr w:type="spellEnd"/>
-      <w:proofErr w:type="gramEnd"/>
-      <w:r>
-        <w:rPr>
-          <w:rFonts w:ascii="Calibri" w:hAnsi="Calibri" w:cs="Calibri"/>
-        </w:rPr>
-        <w:t>("EMBEDDING_MODEL_DEPLOYMENT"),</w:t>
-      </w:r>
-    </w:p>
-    <w:p>
-      <w:pPr>
-        <w:rPr>
-          <w:rFonts w:ascii="Calibri" w:hAnsi="Calibri" w:cs="Calibri"/>
-        </w:rPr>
-      </w:pPr>
-      <w:r>
-        <w:rPr>
-          <w:rFonts w:ascii="Calibri" w:hAnsi="Calibri" w:cs="Calibri"/>
-        </w:rPr>
-        <w:t xml:space="preserve">        input=text</w:t>
-      </w:r>
-    </w:p>
-    <w:p>
-      <w:pPr>
-        <w:rPr>
-          <w:rFonts w:ascii="Calibri" w:hAnsi="Calibri" w:cs="Calibri"/>
-        </w:rPr>
-      </w:pPr>
-      <w:r>
-        <w:rPr>
-          <w:rFonts w:ascii="Calibri" w:hAnsi="Calibri" w:cs="Calibri"/>
-        </w:rPr>
-        <w:t xml:space="preserve">    )</w:t>
-      </w:r>
-    </w:p>
-    <w:p>
-      <w:pPr>
-        <w:rPr>
-          <w:rFonts w:ascii="Calibri" w:hAnsi="Calibri" w:cs="Calibri"/>
-        </w:rPr>
-      </w:pPr>
-      <w:r>
-        <w:rPr>
-          <w:rFonts w:ascii="Calibri" w:hAnsi="Calibri" w:cs="Calibri"/>
-        </w:rPr>
-        <w:t xml:space="preserve">    return </w:t>
-      </w:r>
-      <w:proofErr w:type="spellStart"/>
-      <w:r>
-        <w:rPr>
-          <w:rFonts w:ascii="Calibri" w:hAnsi="Calibri" w:cs="Calibri"/>
-        </w:rPr>
-        <w:t>response.</w:t>
-      </w:r>
-      <w:proofErr w:type="gramStart"/>
-      <w:r>
-        <w:rPr>
-          <w:rFonts w:ascii="Calibri" w:hAnsi="Calibri" w:cs="Calibri"/>
-        </w:rPr>
-        <w:t>data</w:t>
-      </w:r>
-      <w:proofErr w:type="spellEnd"/>
-      <w:r>
-        <w:rPr>
-          <w:rFonts w:ascii="Calibri" w:hAnsi="Calibri" w:cs="Calibri"/>
-        </w:rPr>
-        <w:t>[</w:t>
-      </w:r>
-      <w:proofErr w:type="gramEnd"/>
-      <w:r>
-        <w:rPr>
-          <w:rFonts w:ascii="Calibri" w:hAnsi="Calibri" w:cs="Calibri"/>
-        </w:rPr>
-        <w:t>0</w:t>
-      </w:r>
-      <w:proofErr w:type="gramStart"/>
-      <w:r>
-        <w:rPr>
-          <w:rFonts w:ascii="Calibri" w:hAnsi="Calibri" w:cs="Calibri"/>
-        </w:rPr>
-        <w:t>].embedding</w:t>
-      </w:r>
-      <w:proofErr w:type="gramEnd"/>
-    </w:p>
-    <w:p>
-      <w:pPr>
-        <w:rPr>
-          <w:rFonts w:ascii="Calibri" w:hAnsi="Calibri" w:cs="Calibri"/>
-        </w:rPr>
-      </w:pPr>
+        <w:drawing>
+          <wp:inline distT="0" distB="0" distL="0" distR="0" wp14:anchorId="0BB0DBAE" wp14:editId="1AE85B3C">
+            <wp:extent cx="5943600" cy="3114040"/>
+            <wp:effectExtent l="0" t="0" r="0" b="0"/>
+            <wp:docPr id="1983254319" name="Picture 1"/>
+            <wp:cNvGraphicFramePr>
+              <a:graphicFrameLocks xmlns:a="http://schemas.openxmlformats.org/drawingml/2006/main" noChangeAspect="1"/>
+            </wp:cNvGraphicFramePr>
+            <a:graphic xmlns:a="http://schemas.openxmlformats.org/drawingml/2006/main">
+              <a:graphicData uri="http://schemas.openxmlformats.org/drawingml/2006/picture">
+                <pic:pic xmlns:pic="http://schemas.openxmlformats.org/drawingml/2006/picture">
+                  <pic:nvPicPr>
+                    <pic:cNvPr id="1983254319" name=""/>
+                    <pic:cNvPicPr/>
+                  </pic:nvPicPr>
+                  <pic:blipFill>
+                    <a:blip r:embed="rId13"/>
+                    <a:stretch>
+                      <a:fillRect/>
+                    </a:stretch>
+                  </pic:blipFill>
+                  <pic:spPr>
+                    <a:xfrm>
+                      <a:off x="0" y="0"/>
+                      <a:ext cx="5943600" cy="3114040"/>
+                    </a:xfrm>
+                    <a:prstGeom prst="rect">
+                      <a:avLst/>
+                    </a:prstGeom>
+                  </pic:spPr>
+                </pic:pic>
+              </a:graphicData>
+            </a:graphic>
+          </wp:inline>
+        </w:drawing>
+      </w:r>
     </w:p>
     <w:p>
       <w:pPr>
@@ -4305,24 +2255,6 @@
     </w:p>
     <w:p>
       <w:pPr>
-        <w:pStyle w:val="NormalWeb"/>
-        <w:rPr>
-          <w:rFonts w:ascii="Calibri" w:hAnsi="Calibri" w:cs="Calibri"/>
-        </w:rPr>
-      </w:pPr>
-      <w:r>
-        <w:rPr>
-          <w:rFonts w:ascii="Calibri" w:hAnsi="Calibri" w:cs="Calibri"/>
-        </w:rPr>
-        <w:t>For each chunk, upload:</w:t>
-      </w:r>
-    </w:p>
-    <w:p>
-      <w:pPr>
-        <w:numPr>
-          <w:ilvl w:val="0"/>
-          <w:numId w:val="14"/>
-        </w:numPr>
         <w:spacing w:before="100" w:beforeAutospacing="1" w:after="100" w:afterAutospacing="1" w:line="240" w:lineRule="auto"/>
         <w:rPr>
           <w:rFonts w:ascii="Calibri" w:hAnsi="Calibri" w:cs="Calibri"/>
@@ -4332,108 +2264,63 @@
         <w:rPr>
           <w:rFonts w:ascii="Calibri" w:hAnsi="Calibri" w:cs="Calibri"/>
         </w:rPr>
-        <w:t xml:space="preserve">id </w:t>
-      </w:r>
-    </w:p>
-    <w:p>
-      <w:pPr>
-        <w:numPr>
-          <w:ilvl w:val="0"/>
-          <w:numId w:val="14"/>
-        </w:numPr>
-        <w:spacing w:before="100" w:beforeAutospacing="1" w:after="100" w:afterAutospacing="1" w:line="240" w:lineRule="auto"/>
-        <w:rPr>
-          <w:rFonts w:ascii="Calibri" w:hAnsi="Calibri" w:cs="Calibri"/>
-        </w:rPr>
-      </w:pPr>
-      <w:r>
-        <w:rPr>
-          <w:rFonts w:ascii="Calibri" w:hAnsi="Calibri" w:cs="Calibri"/>
-        </w:rPr>
-        <w:t xml:space="preserve">title </w:t>
-      </w:r>
-    </w:p>
-    <w:p>
-      <w:pPr>
-        <w:numPr>
-          <w:ilvl w:val="0"/>
-          <w:numId w:val="14"/>
-        </w:numPr>
-        <w:spacing w:before="100" w:beforeAutospacing="1" w:after="100" w:afterAutospacing="1" w:line="240" w:lineRule="auto"/>
-        <w:rPr>
-          <w:rFonts w:ascii="Calibri" w:hAnsi="Calibri" w:cs="Calibri"/>
-        </w:rPr>
-      </w:pPr>
-      <w:r>
-        <w:rPr>
-          <w:rFonts w:ascii="Calibri" w:hAnsi="Calibri" w:cs="Calibri"/>
-        </w:rPr>
-        <w:t xml:space="preserve">content </w:t>
-      </w:r>
-    </w:p>
-    <w:p>
-      <w:pPr>
-        <w:numPr>
-          <w:ilvl w:val="0"/>
-          <w:numId w:val="14"/>
-        </w:numPr>
-        <w:spacing w:before="100" w:beforeAutospacing="1" w:after="100" w:afterAutospacing="1" w:line="240" w:lineRule="auto"/>
-        <w:rPr>
-          <w:rFonts w:ascii="Calibri" w:hAnsi="Calibri" w:cs="Calibri"/>
-        </w:rPr>
-      </w:pPr>
-      <w:r>
-        <w:rPr>
-          <w:rFonts w:ascii="Calibri" w:hAnsi="Calibri" w:cs="Calibri"/>
-        </w:rPr>
-        <w:t xml:space="preserve">category </w:t>
-      </w:r>
-    </w:p>
-    <w:p>
-      <w:pPr>
-        <w:numPr>
-          <w:ilvl w:val="0"/>
-          <w:numId w:val="14"/>
-        </w:numPr>
-        <w:spacing w:before="100" w:beforeAutospacing="1" w:after="100" w:afterAutospacing="1" w:line="240" w:lineRule="auto"/>
-        <w:rPr>
-          <w:rFonts w:ascii="Calibri" w:hAnsi="Calibri" w:cs="Calibri"/>
-        </w:rPr>
-      </w:pPr>
-      <w:proofErr w:type="spellStart"/>
-      <w:r>
-        <w:rPr>
-          <w:rFonts w:ascii="Calibri" w:hAnsi="Calibri" w:cs="Calibri"/>
-        </w:rPr>
-        <w:t>sourceFile</w:t>
-      </w:r>
-      <w:proofErr w:type="spellEnd"/>
-      <w:r>
-        <w:rPr>
-          <w:rFonts w:ascii="Calibri" w:hAnsi="Calibri" w:cs="Calibri"/>
-        </w:rPr>
-        <w:t xml:space="preserve"> </w:t>
-      </w:r>
-    </w:p>
-    <w:p>
-      <w:pPr>
-        <w:numPr>
-          <w:ilvl w:val="0"/>
-          <w:numId w:val="14"/>
-        </w:numPr>
-        <w:spacing w:before="100" w:beforeAutospacing="1" w:after="100" w:afterAutospacing="1" w:line="240" w:lineRule="auto"/>
-        <w:rPr>
-          <w:rFonts w:ascii="Calibri" w:hAnsi="Calibri" w:cs="Calibri"/>
-        </w:rPr>
-      </w:pPr>
-      <w:proofErr w:type="spellStart"/>
-      <w:r>
-        <w:rPr>
-          <w:rFonts w:ascii="Calibri" w:hAnsi="Calibri" w:cs="Calibri"/>
-        </w:rPr>
-        <w:t>contentVector</w:t>
-      </w:r>
-      <w:proofErr w:type="spellEnd"/>
+        <w:drawing>
+          <wp:inline distT="0" distB="0" distL="0" distR="0" wp14:anchorId="5F00C90A" wp14:editId="3C2D5FF9">
+            <wp:extent cx="5943600" cy="3151505"/>
+            <wp:effectExtent l="0" t="0" r="0" b="0"/>
+            <wp:docPr id="1974584759" name="Picture 1"/>
+            <wp:cNvGraphicFramePr>
+              <a:graphicFrameLocks xmlns:a="http://schemas.openxmlformats.org/drawingml/2006/main" noChangeAspect="1"/>
+            </wp:cNvGraphicFramePr>
+            <a:graphic xmlns:a="http://schemas.openxmlformats.org/drawingml/2006/main">
+              <a:graphicData uri="http://schemas.openxmlformats.org/drawingml/2006/picture">
+                <pic:pic xmlns:pic="http://schemas.openxmlformats.org/drawingml/2006/picture">
+                  <pic:nvPicPr>
+                    <pic:cNvPr id="1974584759" name=""/>
+                    <pic:cNvPicPr/>
+                  </pic:nvPicPr>
+                  <pic:blipFill>
+                    <a:blip r:embed="rId14"/>
+                    <a:stretch>
+                      <a:fillRect/>
+                    </a:stretch>
+                  </pic:blipFill>
+                  <pic:spPr>
+                    <a:xfrm>
+                      <a:off x="0" y="0"/>
+                      <a:ext cx="5943600" cy="3151505"/>
+                    </a:xfrm>
+                    <a:prstGeom prst="rect">
+                      <a:avLst/>
+                    </a:prstGeom>
+                  </pic:spPr>
+                </pic:pic>
+              </a:graphicData>
+            </a:graphic>
+          </wp:inline>
+        </w:drawing>
+      </w:r>
+    </w:p>
+    <w:p>
+      <w:pPr>
+        <w:rPr>
+          <w:rFonts w:ascii="Calibri" w:hAnsi="Calibri" w:cs="Calibri"/>
+        </w:rPr>
+      </w:pPr>
+    </w:p>
+    <w:p>
+      <w:pPr>
+        <w:rPr>
+          <w:rFonts w:ascii="Calibri" w:hAnsi="Calibri" w:cs="Calibri"/>
+        </w:rPr>
+      </w:pPr>
+    </w:p>
+    <w:p>
+      <w:pPr>
+        <w:rPr>
+          <w:rFonts w:ascii="Calibri" w:hAnsi="Calibri" w:cs="Calibri"/>
+        </w:rPr>
+      </w:pPr>
     </w:p>
     <w:p>
       <w:pPr>
@@ -4456,6 +2343,7 @@
           <w:b/>
           <w:bCs/>
         </w:rPr>
+        <w:lastRenderedPageBreak/>
         <w:t>Module 7 — Run Vector and Hybrid Search Queries</w:t>
       </w:r>
     </w:p>
@@ -4580,6 +2468,110 @@
         <w:rPr>
           <w:rFonts w:ascii="Calibri" w:hAnsi="Calibri" w:cs="Calibri"/>
         </w:rPr>
+        <w:drawing>
+          <wp:inline distT="0" distB="0" distL="0" distR="0" wp14:anchorId="33C7970B" wp14:editId="0AFA54B2">
+            <wp:extent cx="5943600" cy="2734945"/>
+            <wp:effectExtent l="0" t="0" r="0" b="8255"/>
+            <wp:docPr id="1481190503" name="Picture 1"/>
+            <wp:cNvGraphicFramePr>
+              <a:graphicFrameLocks xmlns:a="http://schemas.openxmlformats.org/drawingml/2006/main" noChangeAspect="1"/>
+            </wp:cNvGraphicFramePr>
+            <a:graphic xmlns:a="http://schemas.openxmlformats.org/drawingml/2006/main">
+              <a:graphicData uri="http://schemas.openxmlformats.org/drawingml/2006/picture">
+                <pic:pic xmlns:pic="http://schemas.openxmlformats.org/drawingml/2006/picture">
+                  <pic:nvPicPr>
+                    <pic:cNvPr id="1481190503" name=""/>
+                    <pic:cNvPicPr/>
+                  </pic:nvPicPr>
+                  <pic:blipFill>
+                    <a:blip r:embed="rId15"/>
+                    <a:stretch>
+                      <a:fillRect/>
+                    </a:stretch>
+                  </pic:blipFill>
+                  <pic:spPr>
+                    <a:xfrm>
+                      <a:off x="0" y="0"/>
+                      <a:ext cx="5943600" cy="2734945"/>
+                    </a:xfrm>
+                    <a:prstGeom prst="rect">
+                      <a:avLst/>
+                    </a:prstGeom>
+                  </pic:spPr>
+                </pic:pic>
+              </a:graphicData>
+            </a:graphic>
+          </wp:inline>
+        </w:drawing>
+      </w:r>
+    </w:p>
+    <w:p>
+      <w:pPr>
+        <w:rPr>
+          <w:rFonts w:ascii="Calibri" w:hAnsi="Calibri" w:cs="Calibri"/>
+        </w:rPr>
+      </w:pPr>
+    </w:p>
+    <w:p>
+      <w:pPr>
+        <w:rPr>
+          <w:rFonts w:ascii="Calibri" w:hAnsi="Calibri" w:cs="Calibri"/>
+        </w:rPr>
+      </w:pPr>
+    </w:p>
+    <w:p>
+      <w:pPr>
+        <w:rPr>
+          <w:rFonts w:ascii="Calibri" w:hAnsi="Calibri" w:cs="Calibri"/>
+        </w:rPr>
+      </w:pPr>
+    </w:p>
+    <w:p>
+      <w:pPr>
+        <w:rPr>
+          <w:rFonts w:ascii="Calibri" w:hAnsi="Calibri" w:cs="Calibri"/>
+        </w:rPr>
+      </w:pPr>
+    </w:p>
+    <w:p>
+      <w:pPr>
+        <w:rPr>
+          <w:rFonts w:ascii="Calibri" w:hAnsi="Calibri" w:cs="Calibri"/>
+        </w:rPr>
+      </w:pPr>
+    </w:p>
+    <w:p>
+      <w:pPr>
+        <w:rPr>
+          <w:rFonts w:ascii="Calibri" w:hAnsi="Calibri" w:cs="Calibri"/>
+        </w:rPr>
+      </w:pPr>
+    </w:p>
+    <w:p>
+      <w:pPr>
+        <w:rPr>
+          <w:rFonts w:ascii="Calibri" w:hAnsi="Calibri" w:cs="Calibri"/>
+        </w:rPr>
+      </w:pPr>
+    </w:p>
+    <w:p>
+      <w:pPr>
+        <w:rPr>
+          <w:rFonts w:ascii="Calibri" w:hAnsi="Calibri" w:cs="Calibri"/>
+        </w:rPr>
+      </w:pPr>
+    </w:p>
+    <w:p>
+      <w:pPr>
+        <w:rPr>
+          <w:rFonts w:ascii="Calibri" w:hAnsi="Calibri" w:cs="Calibri"/>
+        </w:rPr>
+      </w:pPr>
+      <w:r>
+        <w:rPr>
+          <w:rFonts w:ascii="Calibri" w:hAnsi="Calibri" w:cs="Calibri"/>
+        </w:rPr>
+        <w:lastRenderedPageBreak/>
         <w:t>B. Vector search</w:t>
       </w:r>
     </w:p>
@@ -4589,18 +2581,64 @@
           <w:rFonts w:ascii="Calibri" w:hAnsi="Calibri" w:cs="Calibri"/>
         </w:rPr>
       </w:pPr>
-    </w:p>
-    <w:p>
-      <w:pPr>
-        <w:rPr>
-          <w:rFonts w:ascii="Calibri" w:hAnsi="Calibri" w:cs="Calibri"/>
-        </w:rPr>
-      </w:pPr>
-      <w:r>
-        <w:rPr>
-          <w:rFonts w:ascii="Calibri" w:hAnsi="Calibri" w:cs="Calibri"/>
-        </w:rPr>
-        <w:lastRenderedPageBreak/>
+      <w:r>
+        <w:rPr>
+          <w:rFonts w:ascii="Calibri" w:hAnsi="Calibri" w:cs="Calibri"/>
+        </w:rPr>
+        <w:drawing>
+          <wp:inline distT="0" distB="0" distL="0" distR="0" wp14:anchorId="408FE005" wp14:editId="6A91F1DC">
+            <wp:extent cx="5943600" cy="2825750"/>
+            <wp:effectExtent l="0" t="0" r="0" b="0"/>
+            <wp:docPr id="1913070281" name="Picture 1"/>
+            <wp:cNvGraphicFramePr>
+              <a:graphicFrameLocks xmlns:a="http://schemas.openxmlformats.org/drawingml/2006/main" noChangeAspect="1"/>
+            </wp:cNvGraphicFramePr>
+            <a:graphic xmlns:a="http://schemas.openxmlformats.org/drawingml/2006/main">
+              <a:graphicData uri="http://schemas.openxmlformats.org/drawingml/2006/picture">
+                <pic:pic xmlns:pic="http://schemas.openxmlformats.org/drawingml/2006/picture">
+                  <pic:nvPicPr>
+                    <pic:cNvPr id="1913070281" name=""/>
+                    <pic:cNvPicPr/>
+                  </pic:nvPicPr>
+                  <pic:blipFill>
+                    <a:blip r:embed="rId16"/>
+                    <a:stretch>
+                      <a:fillRect/>
+                    </a:stretch>
+                  </pic:blipFill>
+                  <pic:spPr>
+                    <a:xfrm>
+                      <a:off x="0" y="0"/>
+                      <a:ext cx="5943600" cy="2825750"/>
+                    </a:xfrm>
+                    <a:prstGeom prst="rect">
+                      <a:avLst/>
+                    </a:prstGeom>
+                  </pic:spPr>
+                </pic:pic>
+              </a:graphicData>
+            </a:graphic>
+          </wp:inline>
+        </w:drawing>
+      </w:r>
+    </w:p>
+    <w:p>
+      <w:pPr>
+        <w:rPr>
+          <w:rFonts w:ascii="Calibri" w:hAnsi="Calibri" w:cs="Calibri"/>
+        </w:rPr>
+      </w:pPr>
+    </w:p>
+    <w:p>
+      <w:pPr>
+        <w:rPr>
+          <w:rFonts w:ascii="Calibri" w:hAnsi="Calibri" w:cs="Calibri"/>
+        </w:rPr>
+      </w:pPr>
+      <w:r>
+        <w:rPr>
+          <w:rFonts w:ascii="Calibri" w:hAnsi="Calibri" w:cs="Calibri"/>
+        </w:rPr>
         <w:t xml:space="preserve">Embed the user question and search against </w:t>
       </w:r>
       <w:proofErr w:type="spellStart"/>
@@ -4636,6 +2674,53 @@
           <w:rFonts w:ascii="Calibri" w:hAnsi="Calibri" w:cs="Calibri"/>
         </w:rPr>
         <w:t>Use both keyword text and vector query together</w:t>
+      </w:r>
+    </w:p>
+    <w:p>
+      <w:pPr>
+        <w:rPr>
+          <w:rFonts w:ascii="Calibri" w:hAnsi="Calibri" w:cs="Calibri"/>
+        </w:rPr>
+      </w:pPr>
+      <w:r>
+        <w:rPr>
+          <w:rFonts w:ascii="Calibri" w:hAnsi="Calibri" w:cs="Calibri"/>
+        </w:rPr>
+        <w:drawing>
+          <wp:inline distT="0" distB="0" distL="0" distR="0" wp14:anchorId="7BF88126" wp14:editId="077F9528">
+            <wp:extent cx="5943600" cy="3131820"/>
+            <wp:effectExtent l="0" t="0" r="0" b="0"/>
+            <wp:docPr id="538782996" name="Picture 1"/>
+            <wp:cNvGraphicFramePr>
+              <a:graphicFrameLocks xmlns:a="http://schemas.openxmlformats.org/drawingml/2006/main" noChangeAspect="1"/>
+            </wp:cNvGraphicFramePr>
+            <a:graphic xmlns:a="http://schemas.openxmlformats.org/drawingml/2006/main">
+              <a:graphicData uri="http://schemas.openxmlformats.org/drawingml/2006/picture">
+                <pic:pic xmlns:pic="http://schemas.openxmlformats.org/drawingml/2006/picture">
+                  <pic:nvPicPr>
+                    <pic:cNvPr id="538782996" name=""/>
+                    <pic:cNvPicPr/>
+                  </pic:nvPicPr>
+                  <pic:blipFill>
+                    <a:blip r:embed="rId17"/>
+                    <a:stretch>
+                      <a:fillRect/>
+                    </a:stretch>
+                  </pic:blipFill>
+                  <pic:spPr>
+                    <a:xfrm>
+                      <a:off x="0" y="0"/>
+                      <a:ext cx="5943600" cy="3131820"/>
+                    </a:xfrm>
+                    <a:prstGeom prst="rect">
+                      <a:avLst/>
+                    </a:prstGeom>
+                  </pic:spPr>
+                </pic:pic>
+              </a:graphicData>
+            </a:graphic>
+          </wp:inline>
+        </w:drawing>
       </w:r>
     </w:p>
     <w:p>
@@ -4659,6 +2744,7 @@
           <w:b/>
           <w:bCs/>
         </w:rPr>
+        <w:lastRenderedPageBreak/>
         <w:t>Module 8 — Add the LLM Layer</w:t>
       </w:r>
     </w:p>
@@ -4811,121 +2897,65 @@
           <w:rFonts w:ascii="Calibri" w:hAnsi="Calibri" w:cs="Calibri"/>
         </w:rPr>
       </w:pPr>
-    </w:p>
-    <w:p>
-      <w:pPr>
-        <w:rPr>
-          <w:rFonts w:ascii="Calibri" w:hAnsi="Calibri" w:cs="Calibri"/>
-        </w:rPr>
-      </w:pPr>
-      <w:r>
-        <w:rPr>
-          <w:rFonts w:ascii="Calibri" w:hAnsi="Calibri" w:cs="Calibri"/>
-        </w:rPr>
-        <w:t>Grounded prompt</w:t>
-      </w:r>
-      <w:r>
-        <w:rPr>
-          <w:rFonts w:ascii="Calibri" w:hAnsi="Calibri" w:cs="Calibri"/>
-        </w:rPr>
-        <w:br/>
-      </w:r>
-      <w:r>
-        <w:rPr>
-          <w:rFonts w:ascii="Calibri" w:hAnsi="Calibri" w:cs="Calibri"/>
-        </w:rPr>
-        <w:br/>
-      </w:r>
-      <w:r>
-        <w:rPr>
-          <w:rFonts w:ascii="Calibri" w:hAnsi="Calibri" w:cs="Calibri"/>
-        </w:rPr>
-        <w:t>You are an HR assistant.</w:t>
-      </w:r>
-    </w:p>
-    <w:p>
-      <w:pPr>
-        <w:rPr>
-          <w:rFonts w:ascii="Calibri" w:hAnsi="Calibri" w:cs="Calibri"/>
-        </w:rPr>
-      </w:pPr>
-      <w:r>
-        <w:rPr>
-          <w:rFonts w:ascii="Calibri" w:hAnsi="Calibri" w:cs="Calibri"/>
-        </w:rPr>
-        <w:t>Answer the question using only the context below.</w:t>
-      </w:r>
-    </w:p>
-    <w:p>
-      <w:pPr>
-        <w:rPr>
-          <w:rFonts w:ascii="Calibri" w:hAnsi="Calibri" w:cs="Calibri"/>
-        </w:rPr>
-      </w:pPr>
-      <w:r>
-        <w:rPr>
-          <w:rFonts w:ascii="Calibri" w:hAnsi="Calibri" w:cs="Calibri"/>
-        </w:rPr>
-        <w:t>If the answer is not in the context, say you do not know.</w:t>
-      </w:r>
-    </w:p>
-    <w:p>
-      <w:pPr>
-        <w:rPr>
-          <w:rFonts w:ascii="Calibri" w:hAnsi="Calibri" w:cs="Calibri"/>
-        </w:rPr>
-      </w:pPr>
-    </w:p>
-    <w:p>
-      <w:pPr>
-        <w:rPr>
-          <w:rFonts w:ascii="Calibri" w:hAnsi="Calibri" w:cs="Calibri"/>
-        </w:rPr>
-      </w:pPr>
-      <w:r>
-        <w:rPr>
-          <w:rFonts w:ascii="Calibri" w:hAnsi="Calibri" w:cs="Calibri"/>
-        </w:rPr>
-        <w:t>Context:</w:t>
-      </w:r>
-    </w:p>
-    <w:p>
-      <w:pPr>
-        <w:rPr>
-          <w:rFonts w:ascii="Calibri" w:hAnsi="Calibri" w:cs="Calibri"/>
-        </w:rPr>
-      </w:pPr>
-      <w:r>
-        <w:rPr>
-          <w:rFonts w:ascii="Calibri" w:hAnsi="Calibri" w:cs="Calibri"/>
-        </w:rPr>
-        <w:t>[chunk 1]</w:t>
-      </w:r>
-    </w:p>
-    <w:p>
-      <w:pPr>
-        <w:rPr>
-          <w:rFonts w:ascii="Calibri" w:hAnsi="Calibri" w:cs="Calibri"/>
-        </w:rPr>
-      </w:pPr>
-      <w:r>
-        <w:rPr>
-          <w:rFonts w:ascii="Calibri" w:hAnsi="Calibri" w:cs="Calibri"/>
-        </w:rPr>
-        <w:t>[chunk 2]</w:t>
-      </w:r>
-    </w:p>
-    <w:p>
-      <w:pPr>
-        <w:rPr>
-          <w:rFonts w:ascii="Calibri" w:hAnsi="Calibri" w:cs="Calibri"/>
-        </w:rPr>
-      </w:pPr>
-      <w:r>
-        <w:rPr>
-          <w:rFonts w:ascii="Calibri" w:hAnsi="Calibri" w:cs="Calibri"/>
-        </w:rPr>
-        <w:t>[chunk 3]</w:t>
+      <w:r>
+        <w:rPr>
+          <w:rFonts w:ascii="Calibri" w:hAnsi="Calibri" w:cs="Calibri"/>
+          <w:highlight w:val="yellow"/>
+        </w:rPr>
+        <w:t>Creating ask_questions.py</w:t>
+      </w:r>
+      <w:r>
+        <w:rPr>
+          <w:rFonts w:ascii="Calibri" w:hAnsi="Calibri" w:cs="Calibri"/>
+        </w:rPr>
+        <w:t xml:space="preserve"> </w:t>
+      </w:r>
+    </w:p>
+    <w:p>
+      <w:pPr>
+        <w:rPr>
+          <w:rFonts w:ascii="Calibri" w:hAnsi="Calibri" w:cs="Calibri"/>
+        </w:rPr>
+      </w:pPr>
+      <w:r>
+        <w:rPr>
+          <w:rFonts w:ascii="Calibri" w:hAnsi="Calibri" w:cs="Calibri"/>
+        </w:rPr>
+        <w:drawing>
+          <wp:inline distT="0" distB="0" distL="0" distR="0" wp14:anchorId="4489C6DE" wp14:editId="749F1A59">
+            <wp:extent cx="5943600" cy="2349500"/>
+            <wp:effectExtent l="0" t="0" r="0" b="0"/>
+            <wp:docPr id="928921640" name="Picture 1"/>
+            <wp:cNvGraphicFramePr>
+              <a:graphicFrameLocks xmlns:a="http://schemas.openxmlformats.org/drawingml/2006/main" noChangeAspect="1"/>
+            </wp:cNvGraphicFramePr>
+            <a:graphic xmlns:a="http://schemas.openxmlformats.org/drawingml/2006/main">
+              <a:graphicData uri="http://schemas.openxmlformats.org/drawingml/2006/picture">
+                <pic:pic xmlns:pic="http://schemas.openxmlformats.org/drawingml/2006/picture">
+                  <pic:nvPicPr>
+                    <pic:cNvPr id="928921640" name=""/>
+                    <pic:cNvPicPr/>
+                  </pic:nvPicPr>
+                  <pic:blipFill>
+                    <a:blip r:embed="rId18"/>
+                    <a:stretch>
+                      <a:fillRect/>
+                    </a:stretch>
+                  </pic:blipFill>
+                  <pic:spPr>
+                    <a:xfrm>
+                      <a:off x="0" y="0"/>
+                      <a:ext cx="5943600" cy="2349500"/>
+                    </a:xfrm>
+                    <a:prstGeom prst="rect">
+                      <a:avLst/>
+                    </a:prstGeom>
+                  </pic:spPr>
+                </pic:pic>
+              </a:graphicData>
+            </a:graphic>
+          </wp:inline>
+        </w:drawing>
       </w:r>
     </w:p>
     <w:p>
@@ -4967,438 +2997,48 @@
           <w:rFonts w:ascii="Calibri" w:hAnsi="Calibri" w:cs="Calibri"/>
         </w:rPr>
       </w:pPr>
-    </w:p>
-    <w:p>
-      <w:pPr>
-        <w:rPr>
-          <w:rFonts w:ascii="Calibri" w:hAnsi="Calibri" w:cs="Calibri"/>
-        </w:rPr>
-      </w:pPr>
-      <w:r>
-        <w:rPr>
-          <w:rFonts w:ascii="Calibri" w:hAnsi="Calibri" w:cs="Calibri"/>
-        </w:rPr>
-        <w:lastRenderedPageBreak/>
-        <w:t>Python example</w:t>
-      </w:r>
-      <w:r>
-        <w:rPr>
-          <w:rFonts w:ascii="Calibri" w:hAnsi="Calibri" w:cs="Calibri"/>
-        </w:rPr>
-        <w:br/>
-      </w:r>
-      <w:r>
-        <w:rPr>
-          <w:rFonts w:ascii="Calibri" w:hAnsi="Calibri" w:cs="Calibri"/>
-        </w:rPr>
-        <w:br/>
-      </w:r>
-      <w:r>
-        <w:rPr>
-          <w:rFonts w:ascii="Calibri" w:hAnsi="Calibri" w:cs="Calibri"/>
-        </w:rPr>
-        <w:t xml:space="preserve">def </w:t>
-      </w:r>
-      <w:proofErr w:type="spellStart"/>
-      <w:r>
-        <w:rPr>
-          <w:rFonts w:ascii="Calibri" w:hAnsi="Calibri" w:cs="Calibri"/>
-        </w:rPr>
-        <w:t>ask_</w:t>
-      </w:r>
-      <w:proofErr w:type="gramStart"/>
-      <w:r>
-        <w:rPr>
-          <w:rFonts w:ascii="Calibri" w:hAnsi="Calibri" w:cs="Calibri"/>
-        </w:rPr>
-        <w:t>llm</w:t>
-      </w:r>
-      <w:proofErr w:type="spellEnd"/>
-      <w:r>
-        <w:rPr>
-          <w:rFonts w:ascii="Calibri" w:hAnsi="Calibri" w:cs="Calibri"/>
-        </w:rPr>
-        <w:t>(</w:t>
-      </w:r>
-      <w:proofErr w:type="gramEnd"/>
-      <w:r>
-        <w:rPr>
-          <w:rFonts w:ascii="Calibri" w:hAnsi="Calibri" w:cs="Calibri"/>
-        </w:rPr>
-        <w:t xml:space="preserve">question, </w:t>
-      </w:r>
-      <w:proofErr w:type="spellStart"/>
-      <w:r>
-        <w:rPr>
-          <w:rFonts w:ascii="Calibri" w:hAnsi="Calibri" w:cs="Calibri"/>
-        </w:rPr>
-        <w:t>context_chunks</w:t>
-      </w:r>
-      <w:proofErr w:type="spellEnd"/>
-      <w:r>
-        <w:rPr>
-          <w:rFonts w:ascii="Calibri" w:hAnsi="Calibri" w:cs="Calibri"/>
-        </w:rPr>
-        <w:t>):</w:t>
-      </w:r>
-    </w:p>
-    <w:p>
-      <w:pPr>
-        <w:rPr>
-          <w:rFonts w:ascii="Calibri" w:hAnsi="Calibri" w:cs="Calibri"/>
-        </w:rPr>
-      </w:pPr>
-      <w:r>
-        <w:rPr>
-          <w:rFonts w:ascii="Calibri" w:hAnsi="Calibri" w:cs="Calibri"/>
-        </w:rPr>
-        <w:t xml:space="preserve">    context = "\n\</w:t>
-      </w:r>
-      <w:proofErr w:type="spellStart"/>
-      <w:r>
-        <w:rPr>
-          <w:rFonts w:ascii="Calibri" w:hAnsi="Calibri" w:cs="Calibri"/>
-        </w:rPr>
-        <w:t>n</w:t>
-      </w:r>
-      <w:proofErr w:type="gramStart"/>
-      <w:r>
-        <w:rPr>
-          <w:rFonts w:ascii="Calibri" w:hAnsi="Calibri" w:cs="Calibri"/>
-        </w:rPr>
-        <w:t>".join</w:t>
-      </w:r>
-      <w:proofErr w:type="spellEnd"/>
-      <w:proofErr w:type="gramEnd"/>
-      <w:r>
-        <w:rPr>
-          <w:rFonts w:ascii="Calibri" w:hAnsi="Calibri" w:cs="Calibri"/>
-        </w:rPr>
-        <w:t>(</w:t>
-      </w:r>
-      <w:proofErr w:type="spellStart"/>
-      <w:r>
-        <w:rPr>
-          <w:rFonts w:ascii="Calibri" w:hAnsi="Calibri" w:cs="Calibri"/>
-        </w:rPr>
-        <w:t>context_chunks</w:t>
-      </w:r>
-      <w:proofErr w:type="spellEnd"/>
-      <w:r>
-        <w:rPr>
-          <w:rFonts w:ascii="Calibri" w:hAnsi="Calibri" w:cs="Calibri"/>
-        </w:rPr>
-        <w:t>)</w:t>
-      </w:r>
-    </w:p>
-    <w:p>
-      <w:pPr>
-        <w:rPr>
-          <w:rFonts w:ascii="Calibri" w:hAnsi="Calibri" w:cs="Calibri"/>
-        </w:rPr>
-      </w:pPr>
-      <w:r>
-        <w:rPr>
-          <w:rFonts w:ascii="Calibri" w:hAnsi="Calibri" w:cs="Calibri"/>
-        </w:rPr>
-        <w:t xml:space="preserve">    response = </w:t>
-      </w:r>
-      <w:proofErr w:type="spellStart"/>
-      <w:r>
-        <w:rPr>
-          <w:rFonts w:ascii="Calibri" w:hAnsi="Calibri" w:cs="Calibri"/>
-        </w:rPr>
-        <w:t>openai_</w:t>
-      </w:r>
-      <w:proofErr w:type="gramStart"/>
-      <w:r>
-        <w:rPr>
-          <w:rFonts w:ascii="Calibri" w:hAnsi="Calibri" w:cs="Calibri"/>
-        </w:rPr>
-        <w:t>client.chat</w:t>
-      </w:r>
-      <w:proofErr w:type="gramEnd"/>
-      <w:r>
-        <w:rPr>
-          <w:rFonts w:ascii="Calibri" w:hAnsi="Calibri" w:cs="Calibri"/>
-        </w:rPr>
-        <w:t>.</w:t>
-      </w:r>
-      <w:proofErr w:type="gramStart"/>
-      <w:r>
-        <w:rPr>
-          <w:rFonts w:ascii="Calibri" w:hAnsi="Calibri" w:cs="Calibri"/>
-        </w:rPr>
-        <w:t>completions.create</w:t>
-      </w:r>
-      <w:proofErr w:type="spellEnd"/>
-      <w:proofErr w:type="gramEnd"/>
-      <w:r>
-        <w:rPr>
-          <w:rFonts w:ascii="Calibri" w:hAnsi="Calibri" w:cs="Calibri"/>
-        </w:rPr>
-        <w:t>(</w:t>
-      </w:r>
-    </w:p>
-    <w:p>
-      <w:pPr>
-        <w:rPr>
-          <w:rFonts w:ascii="Calibri" w:hAnsi="Calibri" w:cs="Calibri"/>
-        </w:rPr>
-      </w:pPr>
-      <w:r>
-        <w:rPr>
-          <w:rFonts w:ascii="Calibri" w:hAnsi="Calibri" w:cs="Calibri"/>
-        </w:rPr>
-        <w:t xml:space="preserve">        model=</w:t>
-      </w:r>
-      <w:proofErr w:type="spellStart"/>
-      <w:proofErr w:type="gramStart"/>
-      <w:r>
-        <w:rPr>
-          <w:rFonts w:ascii="Calibri" w:hAnsi="Calibri" w:cs="Calibri"/>
-        </w:rPr>
-        <w:t>os.getenv</w:t>
-      </w:r>
-      <w:proofErr w:type="spellEnd"/>
-      <w:proofErr w:type="gramEnd"/>
-      <w:r>
-        <w:rPr>
-          <w:rFonts w:ascii="Calibri" w:hAnsi="Calibri" w:cs="Calibri"/>
-        </w:rPr>
-        <w:t>("CHAT_MODEL_DEPLOYMENT"),</w:t>
-      </w:r>
-    </w:p>
-    <w:p>
-      <w:pPr>
-        <w:rPr>
-          <w:rFonts w:ascii="Calibri" w:hAnsi="Calibri" w:cs="Calibri"/>
-        </w:rPr>
-      </w:pPr>
-      <w:r>
-        <w:rPr>
-          <w:rFonts w:ascii="Calibri" w:hAnsi="Calibri" w:cs="Calibri"/>
-        </w:rPr>
-        <w:t xml:space="preserve">        messages</w:t>
-      </w:r>
-      <w:proofErr w:type="gramStart"/>
-      <w:r>
-        <w:rPr>
-          <w:rFonts w:ascii="Calibri" w:hAnsi="Calibri" w:cs="Calibri"/>
-        </w:rPr>
-        <w:t>=[</w:t>
-      </w:r>
-      <w:proofErr w:type="gramEnd"/>
-    </w:p>
-    <w:p>
-      <w:pPr>
-        <w:rPr>
-          <w:rFonts w:ascii="Calibri" w:hAnsi="Calibri" w:cs="Calibri"/>
-        </w:rPr>
-      </w:pPr>
-      <w:r>
-        <w:rPr>
-          <w:rFonts w:ascii="Calibri" w:hAnsi="Calibri" w:cs="Calibri"/>
-        </w:rPr>
-        <w:t xml:space="preserve">            {</w:t>
-      </w:r>
-    </w:p>
-    <w:p>
-      <w:pPr>
-        <w:rPr>
-          <w:rFonts w:ascii="Calibri" w:hAnsi="Calibri" w:cs="Calibri"/>
-        </w:rPr>
-      </w:pPr>
-      <w:r>
-        <w:rPr>
-          <w:rFonts w:ascii="Calibri" w:hAnsi="Calibri" w:cs="Calibri"/>
-        </w:rPr>
-        <w:t xml:space="preserve">                "role": "system",</w:t>
-      </w:r>
-    </w:p>
-    <w:p>
-      <w:pPr>
-        <w:rPr>
-          <w:rFonts w:ascii="Calibri" w:hAnsi="Calibri" w:cs="Calibri"/>
-        </w:rPr>
-      </w:pPr>
-      <w:r>
-        <w:rPr>
-          <w:rFonts w:ascii="Calibri" w:hAnsi="Calibri" w:cs="Calibri"/>
-        </w:rPr>
-        <w:t xml:space="preserve">                "content": "You answer only from supplied context and avoid making up facts."</w:t>
-      </w:r>
-    </w:p>
-    <w:p>
-      <w:pPr>
-        <w:rPr>
-          <w:rFonts w:ascii="Calibri" w:hAnsi="Calibri" w:cs="Calibri"/>
-        </w:rPr>
-      </w:pPr>
-      <w:r>
-        <w:rPr>
-          <w:rFonts w:ascii="Calibri" w:hAnsi="Calibri" w:cs="Calibri"/>
-        </w:rPr>
-        <w:t xml:space="preserve">            },</w:t>
-      </w:r>
-    </w:p>
-    <w:p>
-      <w:pPr>
-        <w:rPr>
-          <w:rFonts w:ascii="Calibri" w:hAnsi="Calibri" w:cs="Calibri"/>
-        </w:rPr>
-      </w:pPr>
-      <w:r>
-        <w:rPr>
-          <w:rFonts w:ascii="Calibri" w:hAnsi="Calibri" w:cs="Calibri"/>
-        </w:rPr>
-        <w:t xml:space="preserve">            {</w:t>
-      </w:r>
-    </w:p>
-    <w:p>
-      <w:pPr>
-        <w:rPr>
-          <w:rFonts w:ascii="Calibri" w:hAnsi="Calibri" w:cs="Calibri"/>
-        </w:rPr>
-      </w:pPr>
-      <w:r>
-        <w:rPr>
-          <w:rFonts w:ascii="Calibri" w:hAnsi="Calibri" w:cs="Calibri"/>
-        </w:rPr>
-        <w:t xml:space="preserve">                "role": "user",</w:t>
-      </w:r>
-    </w:p>
-    <w:p>
-      <w:pPr>
-        <w:rPr>
-          <w:rFonts w:ascii="Calibri" w:hAnsi="Calibri" w:cs="Calibri"/>
-        </w:rPr>
-      </w:pPr>
-      <w:r>
-        <w:rPr>
-          <w:rFonts w:ascii="Calibri" w:hAnsi="Calibri" w:cs="Calibri"/>
-        </w:rPr>
-        <w:t xml:space="preserve">                "content": </w:t>
-      </w:r>
-      <w:proofErr w:type="spellStart"/>
-      <w:r>
-        <w:rPr>
-          <w:rFonts w:ascii="Calibri" w:hAnsi="Calibri" w:cs="Calibri"/>
-        </w:rPr>
-        <w:t>f"Context</w:t>
-      </w:r>
-      <w:proofErr w:type="spellEnd"/>
-      <w:r>
-        <w:rPr>
-          <w:rFonts w:ascii="Calibri" w:hAnsi="Calibri" w:cs="Calibri"/>
-        </w:rPr>
-        <w:t>:\n{context}\n\</w:t>
-      </w:r>
-      <w:proofErr w:type="spellStart"/>
-      <w:r>
-        <w:rPr>
-          <w:rFonts w:ascii="Calibri" w:hAnsi="Calibri" w:cs="Calibri"/>
-        </w:rPr>
-        <w:t>nQuestion</w:t>
-      </w:r>
-      <w:proofErr w:type="spellEnd"/>
-      <w:r>
-        <w:rPr>
-          <w:rFonts w:ascii="Calibri" w:hAnsi="Calibri" w:cs="Calibri"/>
-        </w:rPr>
-        <w:t>: {question}"</w:t>
-      </w:r>
-    </w:p>
-    <w:p>
-      <w:pPr>
-        <w:rPr>
-          <w:rFonts w:ascii="Calibri" w:hAnsi="Calibri" w:cs="Calibri"/>
-        </w:rPr>
-      </w:pPr>
-      <w:r>
-        <w:rPr>
-          <w:rFonts w:ascii="Calibri" w:hAnsi="Calibri" w:cs="Calibri"/>
-        </w:rPr>
-        <w:t xml:space="preserve">            }</w:t>
-      </w:r>
-    </w:p>
-    <w:p>
-      <w:pPr>
-        <w:rPr>
-          <w:rFonts w:ascii="Calibri" w:hAnsi="Calibri" w:cs="Calibri"/>
-        </w:rPr>
-      </w:pPr>
-      <w:r>
-        <w:rPr>
-          <w:rFonts w:ascii="Calibri" w:hAnsi="Calibri" w:cs="Calibri"/>
-        </w:rPr>
-        <w:t xml:space="preserve">        ]</w:t>
-      </w:r>
-    </w:p>
-    <w:p>
-      <w:pPr>
-        <w:rPr>
-          <w:rFonts w:ascii="Calibri" w:hAnsi="Calibri" w:cs="Calibri"/>
-        </w:rPr>
-      </w:pPr>
-      <w:r>
-        <w:rPr>
-          <w:rFonts w:ascii="Calibri" w:hAnsi="Calibri" w:cs="Calibri"/>
-        </w:rPr>
-        <w:t xml:space="preserve">    )</w:t>
-      </w:r>
-    </w:p>
-    <w:p>
-      <w:pPr>
-        <w:rPr>
-          <w:rFonts w:ascii="Calibri" w:hAnsi="Calibri" w:cs="Calibri"/>
-        </w:rPr>
-      </w:pPr>
-      <w:r>
-        <w:rPr>
-          <w:rFonts w:ascii="Calibri" w:hAnsi="Calibri" w:cs="Calibri"/>
-        </w:rPr>
-        <w:t xml:space="preserve">    return </w:t>
-      </w:r>
-      <w:proofErr w:type="spellStart"/>
-      <w:proofErr w:type="gramStart"/>
-      <w:r>
-        <w:rPr>
-          <w:rFonts w:ascii="Calibri" w:hAnsi="Calibri" w:cs="Calibri"/>
-        </w:rPr>
-        <w:t>response.choices</w:t>
-      </w:r>
-      <w:proofErr w:type="spellEnd"/>
-      <w:proofErr w:type="gramEnd"/>
-      <w:r>
-        <w:rPr>
-          <w:rFonts w:ascii="Calibri" w:hAnsi="Calibri" w:cs="Calibri"/>
-        </w:rPr>
-        <w:t>[0</w:t>
-      </w:r>
-      <w:proofErr w:type="gramStart"/>
-      <w:r>
-        <w:rPr>
-          <w:rFonts w:ascii="Calibri" w:hAnsi="Calibri" w:cs="Calibri"/>
-        </w:rPr>
-        <w:t>].</w:t>
-      </w:r>
-      <w:proofErr w:type="spellStart"/>
-      <w:r>
-        <w:rPr>
-          <w:rFonts w:ascii="Calibri" w:hAnsi="Calibri" w:cs="Calibri"/>
-        </w:rPr>
-        <w:t>message</w:t>
-      </w:r>
-      <w:proofErr w:type="gramEnd"/>
-      <w:r>
-        <w:rPr>
-          <w:rFonts w:ascii="Calibri" w:hAnsi="Calibri" w:cs="Calibri"/>
-        </w:rPr>
-        <w:t>.content</w:t>
-      </w:r>
-      <w:proofErr w:type="spellEnd"/>
-    </w:p>
+      <w:r>
+        <w:rPr>
+          <w:rFonts w:ascii="Calibri" w:hAnsi="Calibri" w:cs="Calibri"/>
+        </w:rPr>
+        <w:drawing>
+          <wp:inline distT="0" distB="0" distL="0" distR="0" wp14:anchorId="16C2B129" wp14:editId="461329DE">
+            <wp:extent cx="5943600" cy="1539240"/>
+            <wp:effectExtent l="0" t="0" r="0" b="3810"/>
+            <wp:docPr id="1629861267" name="Picture 1"/>
+            <wp:cNvGraphicFramePr>
+              <a:graphicFrameLocks xmlns:a="http://schemas.openxmlformats.org/drawingml/2006/main" noChangeAspect="1"/>
+            </wp:cNvGraphicFramePr>
+            <a:graphic xmlns:a="http://schemas.openxmlformats.org/drawingml/2006/main">
+              <a:graphicData uri="http://schemas.openxmlformats.org/drawingml/2006/picture">
+                <pic:pic xmlns:pic="http://schemas.openxmlformats.org/drawingml/2006/picture">
+                  <pic:nvPicPr>
+                    <pic:cNvPr id="1629861267" name=""/>
+                    <pic:cNvPicPr/>
+                  </pic:nvPicPr>
+                  <pic:blipFill>
+                    <a:blip r:embed="rId19"/>
+                    <a:stretch>
+                      <a:fillRect/>
+                    </a:stretch>
+                  </pic:blipFill>
+                  <pic:spPr>
+                    <a:xfrm>
+                      <a:off x="0" y="0"/>
+                      <a:ext cx="5943600" cy="1539240"/>
+                    </a:xfrm>
+                    <a:prstGeom prst="rect">
+                      <a:avLst/>
+                    </a:prstGeom>
+                  </pic:spPr>
+                </pic:pic>
+              </a:graphicData>
+            </a:graphic>
+          </wp:inline>
+        </w:drawing>
+      </w:r>
+    </w:p>
+    <w:p/>
     <w:sectPr>
       <w:pgSz w:w="12240" w:h="15840"/>
       <w:pgMar w:top="1440" w:right="1440" w:bottom="1440" w:left="1440" w:header="708" w:footer="708" w:gutter="0"/>
@@ -7491,6 +5131,7 @@
   <w:style w:type="paragraph" w:default="1" w:styleId="Normal">
     <w:name w:val="Normal"/>
     <w:qFormat/>
+    <w:rsid w:val="00A11AC3"/>
   </w:style>
   <w:style w:type="paragraph" w:styleId="Heading1">
     <w:name w:val="heading 1"/>
